--- a/server/assets/templates/offer.docx
+++ b/server/assets/templates/offer.docx
@@ -232,10 +232,22 @@
               <w:pStyle w:val="dignumStandardvor0nach0"/>
               <w:rPr/>
             </w:pPr>
-            <w:r>
-              <w:rPr/>
-              <w:t>{paymentTerm}</w:t>
-            </w:r>
+            <w:sdt>
+              <w:sdtPr>
+                <w:tag w:val="paymentTerm"/>
+                <w:id w:val="1283641191"/>
+                <w:text/>
+              </w:sdtPr>
+              <w:sdtContent>
+                <w:r>
+                  <w:rPr/>
+                </w:r>
+                <w:r>
+                  <w:rPr/>
+                  <w:t>{paymentTerm}</w:t>
+                </w:r>
+              </w:sdtContent>
+            </w:sdt>
           </w:p>
         </w:tc>
       </w:tr>
@@ -281,10 +293,23 @@
               <w:pStyle w:val="dignumStandardvor0nach0"/>
               <w:rPr/>
             </w:pPr>
-            <w:r>
-              <w:rPr/>
-              <w:t>{validUntil}</w:t>
-            </w:r>
+            <w:sdt>
+              <w:sdtPr>
+                <w:tag w:val="validUntil"/>
+                <w:id w:val="965858510"/>
+                <w:showingPlcHdr/>
+                <w:text/>
+              </w:sdtPr>
+              <w:sdtContent>
+                <w:r>
+                  <w:rPr/>
+                </w:r>
+                <w:r>
+                  <w:rPr/>
+                  <w:t>{validUntil}</w:t>
+                </w:r>
+              </w:sdtContent>
+            </w:sdt>
           </w:p>
         </w:tc>
       </w:tr>
@@ -854,457 +879,210 @@
     </w:p>
     <w:p>
       <w:pPr>
-        <w:pStyle w:val="dignumStandardvor0nach0"/>
-        <w:rPr/>
+        <w:pStyle w:val="PreformattedText"/>
+        <w:rPr>
+          <w:rFonts w:ascii="Arial" w:hAnsi="Arial" w:eastAsia="Times New Roman" w:cs="Times New Roman"/>
+          <w:color w:val="000000"/>
+          <w:sz w:val="18"/>
+          <w:szCs w:val="18"/>
+        </w:rPr>
       </w:pPr>
       <w:r>
-        <w:rPr/>
-        <w:t>{#compare}</w:t>
+        <w:rPr>
+          <w:rFonts w:eastAsia="Times New Roman" w:cs="Times New Roman" w:ascii="Arial" w:hAnsi="Arial"/>
+          <w:color w:val="000000"/>
+          <w:sz w:val="18"/>
+          <w:szCs w:val="18"/>
+        </w:rPr>
+        <w:t>{#compare}Das Angebot ist unterteilt in folgende, alternative Offerten:{/compare}</w:t>
       </w:r>
     </w:p>
     <w:p>
       <w:pPr>
-        <w:pStyle w:val="dignumStandardvor0nach0"/>
-        <w:rPr/>
-      </w:pPr>
-      <w:r>
-        <w:rPr/>
-        <w:t xml:space="preserve">Das Angebot ist unterteilt in folgende, </w:t>
-      </w:r>
+        <w:pStyle w:val="PreformattedText"/>
+        <w:rPr>
+          <w:rFonts w:ascii="Arial" w:hAnsi="Arial" w:eastAsia="Times New Roman" w:cs="Times New Roman"/>
+          <w:color w:val="000000"/>
+          <w:sz w:val="18"/>
+          <w:szCs w:val="18"/>
+        </w:rPr>
+      </w:pPr>
       <w:r>
         <w:rPr>
-          <w:b/>
-          <w:bCs/>
-        </w:rPr>
-        <w:t>alternative Offerten:</w:t>
-      </w:r>
-    </w:p>
-    <w:p>
-      <w:pPr>
-        <w:pStyle w:val="dignumStandardvor0nach0"/>
-        <w:rPr>
-          <w:b/>
-          <w:bCs/>
-        </w:rPr>
-      </w:pPr>
-      <w:r>
-        <w:rPr>
-          <w:b/>
-          <w:bCs/>
+          <w:rFonts w:eastAsia="Times New Roman" w:cs="Times New Roman" w:ascii="Arial" w:hAnsi="Arial"/>
+          <w:color w:val="000000"/>
+          <w:sz w:val="18"/>
+          <w:szCs w:val="18"/>
         </w:rPr>
       </w:r>
     </w:p>
     <w:p>
       <w:pPr>
-        <w:pStyle w:val="dignumStandardvor0nach0"/>
-        <w:rPr/>
+        <w:pStyle w:val="PreformattedText"/>
+        <w:rPr>
+          <w:rFonts w:ascii="Arial" w:hAnsi="Arial" w:eastAsia="Times New Roman" w:cs="Times New Roman"/>
+          <w:color w:val="000000"/>
+          <w:sz w:val="18"/>
+          <w:szCs w:val="18"/>
+        </w:rPr>
       </w:pPr>
       <w:r>
-        <w:rPr/>
+        <w:rPr>
+          <w:rFonts w:eastAsia="Times New Roman" w:cs="Times New Roman" w:ascii="Arial" w:hAnsi="Arial"/>
+          <w:color w:val="000000"/>
+          <w:sz w:val="18"/>
+          <w:szCs w:val="18"/>
+        </w:rPr>
         <w:t>{#groups}</w:t>
       </w:r>
     </w:p>
     <w:p>
       <w:pPr>
-        <w:pStyle w:val="dignumStandardvor0nach0"/>
+        <w:pStyle w:val="PreformattedText"/>
+        <w:rPr>
+          <w:rFonts w:ascii="Arial" w:hAnsi="Arial" w:eastAsia="Times New Roman" w:cs="Times New Roman"/>
+          <w:color w:val="000000"/>
+          <w:sz w:val="18"/>
+          <w:szCs w:val="18"/>
+        </w:rPr>
+      </w:pPr>
+      <w:r>
+        <w:rPr>
+          <w:rFonts w:eastAsia="Times New Roman" w:cs="Times New Roman" w:ascii="Arial" w:hAnsi="Arial"/>
+          <w:color w:val="000000"/>
+          <w:sz w:val="18"/>
+          <w:szCs w:val="18"/>
+        </w:rPr>
+        <w:t>{numberPrefix}Keepit für {names}</w:t>
+      </w:r>
+    </w:p>
+    <w:p>
+      <w:pPr>
+        <w:pStyle w:val="PreformattedText"/>
         <w:numPr>
           <w:ilvl w:val="0"/>
           <w:numId w:val="7"/>
         </w:numPr>
         <w:rPr>
-          <w:b/>
-          <w:bCs/>
+          <w:rFonts w:ascii="Arial" w:hAnsi="Arial" w:eastAsia="Times New Roman" w:cs="Times New Roman"/>
+          <w:color w:val="000000"/>
+          <w:sz w:val="18"/>
+          <w:szCs w:val="18"/>
         </w:rPr>
       </w:pPr>
       <w:r>
         <w:rPr>
-          <w:b/>
-          <w:bCs/>
+          <w:rFonts w:eastAsia="Times New Roman" w:cs="Times New Roman" w:ascii="Arial" w:hAnsi="Arial"/>
+          <w:color w:val="000000"/>
+          <w:sz w:val="18"/>
+          <w:szCs w:val="18"/>
         </w:rPr>
-        <w:t>Keepit für {names}</w:t>
+        <w:t>Im Vertrag: „{contract}“</w:t>
       </w:r>
     </w:p>
     <w:p>
       <w:pPr>
-        <w:pStyle w:val="dignumStandardvor0nach0"/>
+        <w:pStyle w:val="PreformattedText"/>
         <w:numPr>
           <w:ilvl w:val="0"/>
-          <w:numId w:val="8"/>
+          <w:numId w:val="6"/>
         </w:numPr>
         <w:rPr>
-          <w:b w:val="false"/>
-          <w:bCs w:val="false"/>
+          <w:rFonts w:ascii="Arial" w:hAnsi="Arial" w:eastAsia="Times New Roman" w:cs="Times New Roman"/>
+          <w:color w:val="000000"/>
+          <w:sz w:val="18"/>
+          <w:szCs w:val="18"/>
         </w:rPr>
       </w:pPr>
       <w:r>
         <w:rPr>
-          <w:b w:val="false"/>
-          <w:bCs w:val="false"/>
+          <w:rFonts w:eastAsia="Times New Roman" w:cs="Times New Roman" w:ascii="Arial" w:hAnsi="Arial"/>
+          <w:color w:val="000000"/>
+          <w:sz w:val="18"/>
+          <w:szCs w:val="18"/>
         </w:rPr>
-        <w:t xml:space="preserve">Im Vertrag </w:t>
-      </w:r>
-      <w:r>
-        <w:rPr>
-          <w:b/>
-          <w:bCs/>
-        </w:rPr>
-        <w:t>„{contract}“</w:t>
+        <w:t>{#features}{.}{/features}</w:t>
       </w:r>
     </w:p>
     <w:p>
       <w:pPr>
-        <w:pStyle w:val="dignumStandardvor0nach0"/>
-        <w:numPr>
-          <w:ilvl w:val="1"/>
-          <w:numId w:val="8"/>
-        </w:numPr>
-        <w:rPr>
-          <w:b w:val="false"/>
-          <w:bCs w:val="false"/>
-        </w:rPr>
-      </w:pPr>
-      <w:r>
-        <w:rPr>
-          <w:b w:val="false"/>
-          <w:bCs w:val="false"/>
-        </w:rPr>
-        <w:t>{#features}</w:t>
-      </w:r>
-    </w:p>
-    <w:p>
-      <w:pPr>
-        <w:pStyle w:val="dignumStandardvor0nach0"/>
-        <w:numPr>
-          <w:ilvl w:val="1"/>
-          <w:numId w:val="8"/>
-        </w:numPr>
-        <w:rPr>
-          <w:b w:val="false"/>
-          <w:bCs w:val="false"/>
-        </w:rPr>
-      </w:pPr>
-      <w:r>
-        <w:rPr>
-          <w:b w:val="false"/>
-          <w:bCs w:val="false"/>
-        </w:rPr>
-        <w:t>{.}</w:t>
-      </w:r>
-    </w:p>
-    <w:p>
-      <w:pPr>
-        <w:pStyle w:val="dignumStandardvor0nach0"/>
-        <w:numPr>
-          <w:ilvl w:val="1"/>
-          <w:numId w:val="8"/>
-        </w:numPr>
-        <w:rPr>
-          <w:b w:val="false"/>
-          <w:bCs w:val="false"/>
-        </w:rPr>
-      </w:pPr>
-      <w:r>
-        <w:rPr>
-          <w:b w:val="false"/>
-          <w:bCs w:val="false"/>
-        </w:rPr>
-        <w:t>{/features}</w:t>
-      </w:r>
-    </w:p>
-    <w:p>
-      <w:pPr>
-        <w:pStyle w:val="dignumStandardvor0nach0"/>
-        <w:numPr>
-          <w:ilvl w:val="0"/>
-          <w:numId w:val="8"/>
-        </w:numPr>
-        <w:rPr>
-          <w:b w:val="false"/>
-          <w:bCs w:val="false"/>
-        </w:rPr>
-      </w:pPr>
-      <w:r>
-        <w:rPr>
-          <w:b w:val="false"/>
-          <w:bCs w:val="false"/>
-        </w:rPr>
-        <w:t>Vertragslaufzeit:</w:t>
-      </w:r>
-      <w:r>
-        <w:rPr>
-          <w:b/>
-          <w:bCs/>
-        </w:rPr>
-        <w:t xml:space="preserve"> {duration}</w:t>
-      </w:r>
-    </w:p>
-    <w:p>
-      <w:pPr>
-        <w:pStyle w:val="dignumStandardvor0nach0"/>
-        <w:numPr>
-          <w:ilvl w:val="0"/>
-          <w:numId w:val="8"/>
-        </w:numPr>
-        <w:rPr>
-          <w:b w:val="false"/>
-          <w:bCs w:val="false"/>
-        </w:rPr>
-      </w:pPr>
-      <w:r>
-        <w:rPr>
-          <w:b w:val="false"/>
-          <w:bCs w:val="false"/>
-        </w:rPr>
-        <w:t>Zahlungsweise: im Voraus</w:t>
-      </w:r>
-    </w:p>
-    <w:p>
-      <w:pPr>
-        <w:pStyle w:val="dignumStandardvor0nach0"/>
+        <w:pStyle w:val="PreformattedText"/>
         <w:numPr>
           <w:ilvl w:val="0"/>
           <w:numId w:val="0"/>
         </w:numPr>
         <w:ind w:hanging="0" w:start="1429"/>
         <w:rPr>
-          <w:b w:val="false"/>
-          <w:bCs w:val="false"/>
+          <w:rFonts w:ascii="Arial" w:hAnsi="Arial" w:eastAsia="Times New Roman" w:cs="Times New Roman"/>
+          <w:color w:val="000000"/>
+          <w:sz w:val="18"/>
+          <w:szCs w:val="18"/>
         </w:rPr>
       </w:pPr>
       <w:r>
         <w:rPr>
-          <w:b w:val="false"/>
-          <w:bCs w:val="false"/>
+          <w:rFonts w:eastAsia="Times New Roman" w:cs="Times New Roman" w:ascii="Arial" w:hAnsi="Arial"/>
+          <w:color w:val="000000"/>
+          <w:sz w:val="18"/>
+          <w:szCs w:val="18"/>
+        </w:rPr>
+        <w:t>Vertragslaufzeit: {duration}</w:t>
+      </w:r>
+    </w:p>
+    <w:p>
+      <w:pPr>
+        <w:pStyle w:val="PreformattedText"/>
+        <w:rPr>
+          <w:rFonts w:ascii="Arial" w:hAnsi="Arial" w:eastAsia="Times New Roman" w:cs="Times New Roman"/>
+          <w:color w:val="000000"/>
+          <w:sz w:val="18"/>
+          <w:szCs w:val="18"/>
+        </w:rPr>
+      </w:pPr>
+      <w:r>
+        <w:rPr>
+          <w:rFonts w:eastAsia="Times New Roman" w:cs="Times New Roman" w:ascii="Arial" w:hAnsi="Arial"/>
+          <w:color w:val="000000"/>
+          <w:sz w:val="18"/>
+          <w:szCs w:val="18"/>
+        </w:rPr>
+        <w:tab/>
+        <w:t>Zahlungsweise: im Voraus</w:t>
+      </w:r>
+    </w:p>
+    <w:p>
+      <w:pPr>
+        <w:pStyle w:val="PreformattedText"/>
+        <w:rPr>
+          <w:rFonts w:ascii="Arial" w:hAnsi="Arial" w:eastAsia="Times New Roman" w:cs="Times New Roman"/>
+          <w:color w:val="000000"/>
+          <w:sz w:val="18"/>
+          <w:szCs w:val="18"/>
+        </w:rPr>
+      </w:pPr>
+      <w:r>
+        <w:rPr>
+          <w:rFonts w:eastAsia="Times New Roman" w:cs="Times New Roman" w:ascii="Arial" w:hAnsi="Arial"/>
+          <w:color w:val="000000"/>
+          <w:sz w:val="18"/>
+          <w:szCs w:val="18"/>
         </w:rPr>
       </w:r>
     </w:p>
     <w:p>
       <w:pPr>
-        <w:pStyle w:val="dignumStandardvor0nach0"/>
-        <w:rPr>
-          <w:b w:val="false"/>
-          <w:bCs w:val="false"/>
-        </w:rPr>
+        <w:pStyle w:val="PreformattedText"/>
+        <w:spacing w:before="0" w:after="283"/>
+        <w:rPr/>
       </w:pPr>
       <w:r>
         <w:rPr>
-          <w:b w:val="false"/>
-          <w:bCs w:val="false"/>
+          <w:rFonts w:eastAsia="Times New Roman" w:cs="Times New Roman" w:ascii="Arial" w:hAnsi="Arial"/>
+          <w:color w:val="000000"/>
+          <w:sz w:val="18"/>
+          <w:szCs w:val="18"/>
         </w:rPr>
         <w:t>{/groups}</w:t>
-      </w:r>
-    </w:p>
-    <w:p>
-      <w:pPr>
-        <w:pStyle w:val="dignumStandardvor0nach0"/>
-        <w:rPr/>
-      </w:pPr>
-      <w:r>
-        <w:rPr/>
-        <w:t>{/compare}</w:t>
-      </w:r>
-    </w:p>
-    <w:p>
-      <w:pPr>
-        <w:pStyle w:val="dignumStandardvor0nach0"/>
-        <w:rPr/>
-      </w:pPr>
-      <w:r>
-        <w:rPr/>
-        <w:t>{^compare}</w:t>
-      </w:r>
-    </w:p>
-    <w:p>
-      <w:pPr>
-        <w:pStyle w:val="dignumStandardvor0nach0"/>
-        <w:rPr/>
-      </w:pPr>
-      <w:r>
-        <w:rPr/>
-        <w:t>{#groups}</w:t>
-      </w:r>
-    </w:p>
-    <w:p>
-      <w:pPr>
-        <w:pStyle w:val="dignumStandardvor0nach0"/>
-        <w:jc w:val="start"/>
-        <w:rPr>
-          <w:b/>
-          <w:bCs/>
-        </w:rPr>
-      </w:pPr>
-      <w:r>
-        <w:rPr>
-          <w:b/>
-          <w:bCs/>
-        </w:rPr>
-        <w:t>Keepit für {names}</w:t>
-      </w:r>
-    </w:p>
-    <w:p>
-      <w:pPr>
-        <w:pStyle w:val="dignumStandardvor0nach0"/>
-        <w:numPr>
-          <w:ilvl w:val="0"/>
-          <w:numId w:val="4"/>
-        </w:numPr>
-        <w:jc w:val="start"/>
-        <w:rPr>
-          <w:b w:val="false"/>
-          <w:bCs w:val="false"/>
-        </w:rPr>
-      </w:pPr>
-      <w:r>
-        <w:rPr>
-          <w:b w:val="false"/>
-          <w:bCs w:val="false"/>
-        </w:rPr>
-        <w:t xml:space="preserve">Im Vertrag: </w:t>
-      </w:r>
-      <w:r>
-        <w:rPr>
-          <w:b/>
-          <w:bCs/>
-        </w:rPr>
-        <w:t>„{contract}“</w:t>
-      </w:r>
-    </w:p>
-    <w:p>
-      <w:pPr>
-        <w:pStyle w:val="dignumStandardvor0nach0"/>
-        <w:numPr>
-          <w:ilvl w:val="1"/>
-          <w:numId w:val="5"/>
-        </w:numPr>
-        <w:jc w:val="start"/>
-        <w:rPr>
-          <w:b w:val="false"/>
-          <w:bCs w:val="false"/>
-        </w:rPr>
-      </w:pPr>
-      <w:r>
-        <w:rPr>
-          <w:b w:val="false"/>
-          <w:bCs w:val="false"/>
-        </w:rPr>
-        <w:t>{#features}</w:t>
-      </w:r>
-    </w:p>
-    <w:p>
-      <w:pPr>
-        <w:pStyle w:val="dignumStandardvor0nach0"/>
-        <w:numPr>
-          <w:ilvl w:val="1"/>
-          <w:numId w:val="5"/>
-        </w:numPr>
-        <w:jc w:val="start"/>
-        <w:rPr>
-          <w:b w:val="false"/>
-          <w:bCs w:val="false"/>
-        </w:rPr>
-      </w:pPr>
-      <w:r>
-        <w:rPr>
-          <w:b w:val="false"/>
-          <w:bCs w:val="false"/>
-        </w:rPr>
-        <w:t>{.}</w:t>
-      </w:r>
-    </w:p>
-    <w:p>
-      <w:pPr>
-        <w:pStyle w:val="dignumStandardvor0nach0"/>
-        <w:numPr>
-          <w:ilvl w:val="1"/>
-          <w:numId w:val="5"/>
-        </w:numPr>
-        <w:jc w:val="start"/>
-        <w:rPr>
-          <w:b w:val="false"/>
-          <w:bCs w:val="false"/>
-        </w:rPr>
-      </w:pPr>
-      <w:r>
-        <w:rPr>
-          <w:b w:val="false"/>
-          <w:bCs w:val="false"/>
-        </w:rPr>
-        <w:t>{/features}</w:t>
-      </w:r>
-    </w:p>
-    <w:p>
-      <w:pPr>
-        <w:pStyle w:val="dignumStandardvor0nach0"/>
-        <w:numPr>
-          <w:ilvl w:val="0"/>
-          <w:numId w:val="4"/>
-        </w:numPr>
-        <w:jc w:val="start"/>
-        <w:rPr>
-          <w:b/>
-          <w:bCs/>
-        </w:rPr>
-      </w:pPr>
-      <w:r>
-        <w:rPr>
-          <w:b w:val="false"/>
-          <w:bCs w:val="false"/>
-        </w:rPr>
-        <w:t>Vertragslaufzeit:</w:t>
-      </w:r>
-      <w:r>
-        <w:rPr>
-          <w:b/>
-          <w:bCs/>
-        </w:rPr>
-        <w:t xml:space="preserve"> {duration}</w:t>
-      </w:r>
-    </w:p>
-    <w:p>
-      <w:pPr>
-        <w:pStyle w:val="dignumStandardvor0nach0"/>
-        <w:numPr>
-          <w:ilvl w:val="0"/>
-          <w:numId w:val="4"/>
-        </w:numPr>
-        <w:jc w:val="start"/>
-        <w:rPr/>
-      </w:pPr>
-      <w:r>
-        <w:rPr>
-          <w:b w:val="false"/>
-          <w:bCs w:val="false"/>
-        </w:rPr>
-        <w:t>Zahlungsweise: im Voraus</w:t>
-      </w:r>
-    </w:p>
-    <w:p>
-      <w:pPr>
-        <w:pStyle w:val="dignumStandardvor0nach0"/>
-        <w:rPr/>
-      </w:pPr>
-      <w:r>
-        <w:rPr/>
-        <w:t>{/groups}</w:t>
-      </w:r>
-    </w:p>
-    <w:p>
-      <w:pPr>
-        <w:pStyle w:val="dignumStandardvor0nach0"/>
-        <w:rPr/>
-      </w:pPr>
-      <w:r>
-        <w:rPr/>
-        <w:t>{/compare}</w:t>
-      </w:r>
-    </w:p>
-    <w:p>
-      <w:pPr>
-        <w:pStyle w:val="dignumStandardvor0nach0"/>
-        <w:rPr/>
-      </w:pPr>
-      <w:r>
-        <w:rPr/>
       </w:r>
     </w:p>
     <w:p>
@@ -1428,7 +1206,7 @@
         <w:pStyle w:val="dignumStandardvor0nach0"/>
         <w:numPr>
           <w:ilvl w:val="0"/>
-          <w:numId w:val="9"/>
+          <w:numId w:val="5"/>
         </w:numPr>
         <w:rPr>
           <w:b/>
@@ -2064,7 +1842,7 @@
               <w:pStyle w:val="Normal"/>
               <w:numPr>
                 <w:ilvl w:val="0"/>
-                <w:numId w:val="6"/>
+                <w:numId w:val="4"/>
               </w:numPr>
               <w:spacing w:lineRule="auto" w:line="240" w:before="60" w:after="60"/>
               <w:jc w:val="center"/>
@@ -2107,7 +1885,31 @@
                 <w:szCs w:val="16"/>
                 <w:lang w:val="en-US"/>
               </w:rPr>
-              <w:t>{#items}{name}</w:t>
+              <w:t>{#items}{#optional}optional{/optional}</w:t>
+            </w:r>
+          </w:p>
+          <w:p>
+            <w:pPr>
+              <w:pStyle w:val="Normal"/>
+              <w:spacing w:lineRule="auto" w:line="276" w:before="0" w:after="0"/>
+              <w:jc w:val="start"/>
+              <w:rPr>
+                <w:rFonts w:cs="Arial"/>
+                <w:b/>
+                <w:sz w:val="16"/>
+                <w:szCs w:val="16"/>
+                <w:lang w:val="en-US"/>
+              </w:rPr>
+            </w:pPr>
+            <w:r>
+              <w:rPr>
+                <w:rFonts w:cs="Arial"/>
+                <w:b/>
+                <w:sz w:val="16"/>
+                <w:szCs w:val="16"/>
+                <w:lang w:val="en-US"/>
+              </w:rPr>
+              <w:t>{name}</w:t>
             </w:r>
           </w:p>
           <w:p>
@@ -2274,7 +2076,7 @@
               <w:pStyle w:val="Normal"/>
               <w:numPr>
                 <w:ilvl w:val="0"/>
-                <w:numId w:val="6"/>
+                <w:numId w:val="4"/>
               </w:numPr>
               <w:spacing w:lineRule="auto" w:line="240" w:before="60" w:after="60"/>
               <w:jc w:val="center"/>
@@ -2503,7 +2305,7 @@
               <w:pStyle w:val="Normal"/>
               <w:numPr>
                 <w:ilvl w:val="0"/>
-                <w:numId w:val="6"/>
+                <w:numId w:val="4"/>
               </w:numPr>
               <w:spacing w:lineRule="auto" w:line="240" w:before="60" w:after="60"/>
               <w:jc w:val="center"/>
@@ -2713,7 +2515,7 @@
               <w:pStyle w:val="Normal"/>
               <w:numPr>
                 <w:ilvl w:val="0"/>
-                <w:numId w:val="6"/>
+                <w:numId w:val="4"/>
               </w:numPr>
               <w:spacing w:lineRule="auto" w:line="240" w:before="60" w:after="60"/>
               <w:jc w:val="center"/>
@@ -5460,280 +5262,6 @@
   <w:abstractNum w:abstractNumId="4">
     <w:lvl w:ilvl="0">
       <w:start w:val="1"/>
-      <w:numFmt w:val="bullet"/>
-      <w:lvlText w:val=""/>
-      <w:lvlJc w:val="start"/>
-      <w:pPr>
-        <w:tabs>
-          <w:tab w:val="num" w:pos="720"/>
-        </w:tabs>
-        <w:ind w:start="720" w:hanging="360"/>
-      </w:pPr>
-      <w:rPr>
-        <w:rFonts w:ascii="Symbol" w:hAnsi="Symbol" w:cs="Symbol" w:hint="default"/>
-      </w:rPr>
-    </w:lvl>
-    <w:lvl w:ilvl="1">
-      <w:start w:val="1"/>
-      <w:numFmt w:val="bullet"/>
-      <w:lvlText w:val="◦"/>
-      <w:lvlJc w:val="start"/>
-      <w:pPr>
-        <w:tabs>
-          <w:tab w:val="num" w:pos="1080"/>
-        </w:tabs>
-        <w:ind w:start="1080" w:hanging="360"/>
-      </w:pPr>
-      <w:rPr>
-        <w:rFonts w:ascii="OpenSymbol" w:hAnsi="OpenSymbol" w:cs="OpenSymbol" w:hint="default"/>
-      </w:rPr>
-    </w:lvl>
-    <w:lvl w:ilvl="2">
-      <w:start w:val="1"/>
-      <w:numFmt w:val="bullet"/>
-      <w:lvlText w:val="▪"/>
-      <w:lvlJc w:val="start"/>
-      <w:pPr>
-        <w:tabs>
-          <w:tab w:val="num" w:pos="1440"/>
-        </w:tabs>
-        <w:ind w:start="1440" w:hanging="360"/>
-      </w:pPr>
-      <w:rPr>
-        <w:rFonts w:ascii="OpenSymbol" w:hAnsi="OpenSymbol" w:cs="OpenSymbol" w:hint="default"/>
-      </w:rPr>
-    </w:lvl>
-    <w:lvl w:ilvl="3">
-      <w:start w:val="1"/>
-      <w:numFmt w:val="bullet"/>
-      <w:lvlText w:val=""/>
-      <w:lvlJc w:val="start"/>
-      <w:pPr>
-        <w:tabs>
-          <w:tab w:val="num" w:pos="1800"/>
-        </w:tabs>
-        <w:ind w:start="1800" w:hanging="360"/>
-      </w:pPr>
-      <w:rPr>
-        <w:rFonts w:ascii="Symbol" w:hAnsi="Symbol" w:cs="Symbol" w:hint="default"/>
-      </w:rPr>
-    </w:lvl>
-    <w:lvl w:ilvl="4">
-      <w:start w:val="1"/>
-      <w:numFmt w:val="bullet"/>
-      <w:lvlText w:val="◦"/>
-      <w:lvlJc w:val="start"/>
-      <w:pPr>
-        <w:tabs>
-          <w:tab w:val="num" w:pos="2160"/>
-        </w:tabs>
-        <w:ind w:start="2160" w:hanging="360"/>
-      </w:pPr>
-      <w:rPr>
-        <w:rFonts w:ascii="OpenSymbol" w:hAnsi="OpenSymbol" w:cs="OpenSymbol" w:hint="default"/>
-      </w:rPr>
-    </w:lvl>
-    <w:lvl w:ilvl="5">
-      <w:start w:val="1"/>
-      <w:numFmt w:val="bullet"/>
-      <w:lvlText w:val="▪"/>
-      <w:lvlJc w:val="start"/>
-      <w:pPr>
-        <w:tabs>
-          <w:tab w:val="num" w:pos="2520"/>
-        </w:tabs>
-        <w:ind w:start="2520" w:hanging="360"/>
-      </w:pPr>
-      <w:rPr>
-        <w:rFonts w:ascii="OpenSymbol" w:hAnsi="OpenSymbol" w:cs="OpenSymbol" w:hint="default"/>
-      </w:rPr>
-    </w:lvl>
-    <w:lvl w:ilvl="6">
-      <w:start w:val="1"/>
-      <w:numFmt w:val="bullet"/>
-      <w:lvlText w:val=""/>
-      <w:lvlJc w:val="start"/>
-      <w:pPr>
-        <w:tabs>
-          <w:tab w:val="num" w:pos="2880"/>
-        </w:tabs>
-        <w:ind w:start="2880" w:hanging="360"/>
-      </w:pPr>
-      <w:rPr>
-        <w:rFonts w:ascii="Symbol" w:hAnsi="Symbol" w:cs="Symbol" w:hint="default"/>
-      </w:rPr>
-    </w:lvl>
-    <w:lvl w:ilvl="7">
-      <w:start w:val="1"/>
-      <w:numFmt w:val="bullet"/>
-      <w:lvlText w:val="◦"/>
-      <w:lvlJc w:val="start"/>
-      <w:pPr>
-        <w:tabs>
-          <w:tab w:val="num" w:pos="3240"/>
-        </w:tabs>
-        <w:ind w:start="3240" w:hanging="360"/>
-      </w:pPr>
-      <w:rPr>
-        <w:rFonts w:ascii="OpenSymbol" w:hAnsi="OpenSymbol" w:cs="OpenSymbol" w:hint="default"/>
-      </w:rPr>
-    </w:lvl>
-    <w:lvl w:ilvl="8">
-      <w:start w:val="1"/>
-      <w:numFmt w:val="bullet"/>
-      <w:lvlText w:val="▪"/>
-      <w:lvlJc w:val="start"/>
-      <w:pPr>
-        <w:tabs>
-          <w:tab w:val="num" w:pos="3600"/>
-        </w:tabs>
-        <w:ind w:start="3600" w:hanging="360"/>
-      </w:pPr>
-      <w:rPr>
-        <w:rFonts w:ascii="OpenSymbol" w:hAnsi="OpenSymbol" w:cs="OpenSymbol" w:hint="default"/>
-      </w:rPr>
-    </w:lvl>
-  </w:abstractNum>
-  <w:abstractNum w:abstractNumId="5">
-    <w:lvl w:ilvl="0">
-      <w:start w:val="1"/>
-      <w:numFmt w:val="bullet"/>
-      <w:lvlText w:val=""/>
-      <w:lvlJc w:val="start"/>
-      <w:pPr>
-        <w:tabs>
-          <w:tab w:val="num" w:pos="720"/>
-        </w:tabs>
-        <w:ind w:start="720" w:hanging="360"/>
-      </w:pPr>
-      <w:rPr>
-        <w:rFonts w:ascii="Symbol" w:hAnsi="Symbol" w:cs="Symbol" w:hint="default"/>
-      </w:rPr>
-    </w:lvl>
-    <w:lvl w:ilvl="1">
-      <w:start w:val="1"/>
-      <w:numFmt w:val="bullet"/>
-      <w:lvlText w:val="◦"/>
-      <w:lvlJc w:val="start"/>
-      <w:pPr>
-        <w:tabs>
-          <w:tab w:val="num" w:pos="1080"/>
-        </w:tabs>
-        <w:ind w:start="1080" w:hanging="360"/>
-      </w:pPr>
-      <w:rPr>
-        <w:rFonts w:ascii="OpenSymbol" w:hAnsi="OpenSymbol" w:cs="OpenSymbol" w:hint="default"/>
-      </w:rPr>
-    </w:lvl>
-    <w:lvl w:ilvl="2">
-      <w:start w:val="1"/>
-      <w:numFmt w:val="bullet"/>
-      <w:lvlText w:val="▪"/>
-      <w:lvlJc w:val="start"/>
-      <w:pPr>
-        <w:tabs>
-          <w:tab w:val="num" w:pos="1440"/>
-        </w:tabs>
-        <w:ind w:start="1440" w:hanging="360"/>
-      </w:pPr>
-      <w:rPr>
-        <w:rFonts w:ascii="OpenSymbol" w:hAnsi="OpenSymbol" w:cs="OpenSymbol" w:hint="default"/>
-      </w:rPr>
-    </w:lvl>
-    <w:lvl w:ilvl="3">
-      <w:start w:val="1"/>
-      <w:numFmt w:val="bullet"/>
-      <w:lvlText w:val=""/>
-      <w:lvlJc w:val="start"/>
-      <w:pPr>
-        <w:tabs>
-          <w:tab w:val="num" w:pos="1800"/>
-        </w:tabs>
-        <w:ind w:start="1800" w:hanging="360"/>
-      </w:pPr>
-      <w:rPr>
-        <w:rFonts w:ascii="Symbol" w:hAnsi="Symbol" w:cs="Symbol" w:hint="default"/>
-      </w:rPr>
-    </w:lvl>
-    <w:lvl w:ilvl="4">
-      <w:start w:val="1"/>
-      <w:numFmt w:val="bullet"/>
-      <w:lvlText w:val="◦"/>
-      <w:lvlJc w:val="start"/>
-      <w:pPr>
-        <w:tabs>
-          <w:tab w:val="num" w:pos="2160"/>
-        </w:tabs>
-        <w:ind w:start="2160" w:hanging="360"/>
-      </w:pPr>
-      <w:rPr>
-        <w:rFonts w:ascii="OpenSymbol" w:hAnsi="OpenSymbol" w:cs="OpenSymbol" w:hint="default"/>
-      </w:rPr>
-    </w:lvl>
-    <w:lvl w:ilvl="5">
-      <w:start w:val="1"/>
-      <w:numFmt w:val="bullet"/>
-      <w:lvlText w:val="▪"/>
-      <w:lvlJc w:val="start"/>
-      <w:pPr>
-        <w:tabs>
-          <w:tab w:val="num" w:pos="2520"/>
-        </w:tabs>
-        <w:ind w:start="2520" w:hanging="360"/>
-      </w:pPr>
-      <w:rPr>
-        <w:rFonts w:ascii="OpenSymbol" w:hAnsi="OpenSymbol" w:cs="OpenSymbol" w:hint="default"/>
-      </w:rPr>
-    </w:lvl>
-    <w:lvl w:ilvl="6">
-      <w:start w:val="1"/>
-      <w:numFmt w:val="bullet"/>
-      <w:lvlText w:val=""/>
-      <w:lvlJc w:val="start"/>
-      <w:pPr>
-        <w:tabs>
-          <w:tab w:val="num" w:pos="2880"/>
-        </w:tabs>
-        <w:ind w:start="2880" w:hanging="360"/>
-      </w:pPr>
-      <w:rPr>
-        <w:rFonts w:ascii="Symbol" w:hAnsi="Symbol" w:cs="Symbol" w:hint="default"/>
-      </w:rPr>
-    </w:lvl>
-    <w:lvl w:ilvl="7">
-      <w:start w:val="1"/>
-      <w:numFmt w:val="bullet"/>
-      <w:lvlText w:val="◦"/>
-      <w:lvlJc w:val="start"/>
-      <w:pPr>
-        <w:tabs>
-          <w:tab w:val="num" w:pos="3240"/>
-        </w:tabs>
-        <w:ind w:start="3240" w:hanging="360"/>
-      </w:pPr>
-      <w:rPr>
-        <w:rFonts w:ascii="OpenSymbol" w:hAnsi="OpenSymbol" w:cs="OpenSymbol" w:hint="default"/>
-      </w:rPr>
-    </w:lvl>
-    <w:lvl w:ilvl="8">
-      <w:start w:val="1"/>
-      <w:numFmt w:val="bullet"/>
-      <w:lvlText w:val="▪"/>
-      <w:lvlJc w:val="start"/>
-      <w:pPr>
-        <w:tabs>
-          <w:tab w:val="num" w:pos="3600"/>
-        </w:tabs>
-        <w:ind w:start="3600" w:hanging="360"/>
-      </w:pPr>
-      <w:rPr>
-        <w:rFonts w:ascii="OpenSymbol" w:hAnsi="OpenSymbol" w:cs="OpenSymbol" w:hint="default"/>
-      </w:rPr>
-    </w:lvl>
-  </w:abstractNum>
-  <w:abstractNum w:abstractNumId="6">
-    <w:lvl w:ilvl="0">
-      <w:start w:val="1"/>
       <w:numFmt w:val="decimal"/>
       <w:lvlText w:val="%1."/>
       <w:lvlJc w:val="end"/>
@@ -5856,7 +5384,7 @@
       <w:rPr/>
     </w:lvl>
   </w:abstractNum>
-  <w:abstractNum w:abstractNumId="7">
+  <w:abstractNum w:abstractNumId="5">
     <w:lvl w:ilvl="0">
       <w:start w:val="1"/>
       <w:numFmt w:val="upperLetter"/>
@@ -5975,7 +5503,7 @@
       <w:rPr/>
     </w:lvl>
   </w:abstractNum>
-  <w:abstractNum w:abstractNumId="8">
+  <w:abstractNum w:abstractNumId="6">
     <w:lvl w:ilvl="0">
       <w:start w:val="1"/>
       <w:numFmt w:val="bullet"/>
@@ -6112,11 +5640,11 @@
       </w:rPr>
     </w:lvl>
   </w:abstractNum>
-  <w:abstractNum w:abstractNumId="9">
+  <w:abstractNum w:abstractNumId="7">
     <w:lvl w:ilvl="0">
       <w:start w:val="1"/>
-      <w:numFmt w:val="upperLetter"/>
-      <w:lvlText w:val="%1)"/>
+      <w:numFmt w:val="bullet"/>
+      <w:lvlText w:val=""/>
       <w:lvlJc w:val="start"/>
       <w:pPr>
         <w:tabs>
@@ -6124,12 +5652,14 @@
         </w:tabs>
         <w:ind w:start="720" w:hanging="360"/>
       </w:pPr>
-      <w:rPr/>
+      <w:rPr>
+        <w:rFonts w:ascii="Symbol" w:hAnsi="Symbol" w:cs="Symbol" w:hint="default"/>
+      </w:rPr>
     </w:lvl>
     <w:lvl w:ilvl="1">
       <w:start w:val="1"/>
-      <w:numFmt w:val="upperLetter"/>
-      <w:lvlText w:val="%2)"/>
+      <w:numFmt w:val="bullet"/>
+      <w:lvlText w:val="◦"/>
       <w:lvlJc w:val="start"/>
       <w:pPr>
         <w:tabs>
@@ -6137,12 +5667,14 @@
         </w:tabs>
         <w:ind w:start="1080" w:hanging="360"/>
       </w:pPr>
-      <w:rPr/>
+      <w:rPr>
+        <w:rFonts w:ascii="OpenSymbol" w:hAnsi="OpenSymbol" w:cs="OpenSymbol" w:hint="default"/>
+      </w:rPr>
     </w:lvl>
     <w:lvl w:ilvl="2">
       <w:start w:val="1"/>
-      <w:numFmt w:val="upperLetter"/>
-      <w:lvlText w:val="%3)"/>
+      <w:numFmt w:val="bullet"/>
+      <w:lvlText w:val="▪"/>
       <w:lvlJc w:val="start"/>
       <w:pPr>
         <w:tabs>
@@ -6150,12 +5682,14 @@
         </w:tabs>
         <w:ind w:start="1440" w:hanging="360"/>
       </w:pPr>
-      <w:rPr/>
+      <w:rPr>
+        <w:rFonts w:ascii="OpenSymbol" w:hAnsi="OpenSymbol" w:cs="OpenSymbol" w:hint="default"/>
+      </w:rPr>
     </w:lvl>
     <w:lvl w:ilvl="3">
       <w:start w:val="1"/>
-      <w:numFmt w:val="upperLetter"/>
-      <w:lvlText w:val="%4)"/>
+      <w:numFmt w:val="bullet"/>
+      <w:lvlText w:val=""/>
       <w:lvlJc w:val="start"/>
       <w:pPr>
         <w:tabs>
@@ -6163,12 +5697,14 @@
         </w:tabs>
         <w:ind w:start="1800" w:hanging="360"/>
       </w:pPr>
-      <w:rPr/>
+      <w:rPr>
+        <w:rFonts w:ascii="Symbol" w:hAnsi="Symbol" w:cs="Symbol" w:hint="default"/>
+      </w:rPr>
     </w:lvl>
     <w:lvl w:ilvl="4">
       <w:start w:val="1"/>
-      <w:numFmt w:val="upperLetter"/>
-      <w:lvlText w:val="%5)"/>
+      <w:numFmt w:val="bullet"/>
+      <w:lvlText w:val="◦"/>
       <w:lvlJc w:val="start"/>
       <w:pPr>
         <w:tabs>
@@ -6176,12 +5712,14 @@
         </w:tabs>
         <w:ind w:start="2160" w:hanging="360"/>
       </w:pPr>
-      <w:rPr/>
+      <w:rPr>
+        <w:rFonts w:ascii="OpenSymbol" w:hAnsi="OpenSymbol" w:cs="OpenSymbol" w:hint="default"/>
+      </w:rPr>
     </w:lvl>
     <w:lvl w:ilvl="5">
       <w:start w:val="1"/>
-      <w:numFmt w:val="upperLetter"/>
-      <w:lvlText w:val="%6)"/>
+      <w:numFmt w:val="bullet"/>
+      <w:lvlText w:val="▪"/>
       <w:lvlJc w:val="start"/>
       <w:pPr>
         <w:tabs>
@@ -6189,12 +5727,14 @@
         </w:tabs>
         <w:ind w:start="2520" w:hanging="360"/>
       </w:pPr>
-      <w:rPr/>
+      <w:rPr>
+        <w:rFonts w:ascii="OpenSymbol" w:hAnsi="OpenSymbol" w:cs="OpenSymbol" w:hint="default"/>
+      </w:rPr>
     </w:lvl>
     <w:lvl w:ilvl="6">
       <w:start w:val="1"/>
-      <w:numFmt w:val="upperLetter"/>
-      <w:lvlText w:val="%7)"/>
+      <w:numFmt w:val="bullet"/>
+      <w:lvlText w:val=""/>
       <w:lvlJc w:val="start"/>
       <w:pPr>
         <w:tabs>
@@ -6202,12 +5742,14 @@
         </w:tabs>
         <w:ind w:start="2880" w:hanging="360"/>
       </w:pPr>
-      <w:rPr/>
+      <w:rPr>
+        <w:rFonts w:ascii="Symbol" w:hAnsi="Symbol" w:cs="Symbol" w:hint="default"/>
+      </w:rPr>
     </w:lvl>
     <w:lvl w:ilvl="7">
       <w:start w:val="1"/>
-      <w:numFmt w:val="upperLetter"/>
-      <w:lvlText w:val="%8)"/>
+      <w:numFmt w:val="bullet"/>
+      <w:lvlText w:val="◦"/>
       <w:lvlJc w:val="start"/>
       <w:pPr>
         <w:tabs>
@@ -6215,12 +5757,14 @@
         </w:tabs>
         <w:ind w:start="3240" w:hanging="360"/>
       </w:pPr>
-      <w:rPr/>
+      <w:rPr>
+        <w:rFonts w:ascii="OpenSymbol" w:hAnsi="OpenSymbol" w:cs="OpenSymbol" w:hint="default"/>
+      </w:rPr>
     </w:lvl>
     <w:lvl w:ilvl="8">
       <w:start w:val="1"/>
-      <w:numFmt w:val="upperLetter"/>
-      <w:lvlText w:val="%9)"/>
+      <w:numFmt w:val="bullet"/>
+      <w:lvlText w:val="▪"/>
       <w:lvlJc w:val="start"/>
       <w:pPr>
         <w:tabs>
@@ -6228,7 +5772,9 @@
         </w:tabs>
         <w:ind w:start="3600" w:hanging="360"/>
       </w:pPr>
-      <w:rPr/>
+      <w:rPr>
+        <w:rFonts w:ascii="OpenSymbol" w:hAnsi="OpenSymbol" w:cs="OpenSymbol" w:hint="default"/>
+      </w:rPr>
     </w:lvl>
   </w:abstractNum>
   <w:num w:numId="1">
@@ -6251,12 +5797,6 @@
   </w:num>
   <w:num w:numId="7">
     <w:abstractNumId w:val="7"/>
-  </w:num>
-  <w:num w:numId="8">
-    <w:abstractNumId w:val="8"/>
-  </w:num>
-  <w:num w:numId="9">
-    <w:abstractNumId w:val="9"/>
   </w:num>
 </w:numbering>
 </file>
@@ -7042,6 +6582,12 @@
     <w:qFormat/>
     <w:rPr/>
   </w:style>
+  <w:style w:type="character" w:styleId="Bullets">
+    <w:name w:val="Bullets"/>
+    <w:rPr>
+      <w:rFonts w:ascii="OpenSymbol" w:hAnsi="OpenSymbol" w:eastAsia="OpenSymbol" w:cs="OpenSymbol"/>
+    </w:rPr>
+  </w:style>
   <w:style w:type="paragraph" w:styleId="Heading">
     <w:name w:val="Heading"/>
     <w:basedOn w:val="Normal"/>
@@ -7680,6 +7226,18 @@
     <w:rPr>
       <w:b/>
       <w:bCs/>
+    </w:rPr>
+  </w:style>
+  <w:style w:type="paragraph" w:styleId="PreformattedText">
+    <w:name w:val="Preformatted Text"/>
+    <w:basedOn w:val="Normal"/>
+    <w:pPr>
+      <w:spacing w:before="0" w:after="0"/>
+    </w:pPr>
+    <w:rPr>
+      <w:rFonts w:ascii="Liberation Mono" w:hAnsi="Liberation Mono" w:eastAsia="Liberation Mono" w:cs="Liberation Mono"/>
+      <w:sz w:val="20"/>
+      <w:szCs w:val="20"/>
     </w:rPr>
   </w:style>
   <w:style w:type="numbering" w:styleId="KeineListe" w:default="1">

--- a/server/assets/templates/offer.docx
+++ b/server/assets/templates/offer.docx
@@ -43,7 +43,7 @@
           <w:bottom w:w="0" w:type="dxa"/>
           <w:end w:w="70" w:type="dxa"/>
         </w:tblCellMar>
-        <w:tblLook w:noHBand="0" w:lastColumn="0" w:firstColumn="0" w:lastRow="0" w:firstRow="0" w:noVBand="0" w:val="0000"/>
+        <w:tblLook w:noHBand="0" w:noVBand="0" w:firstColumn="0" w:lastRow="0" w:lastColumn="0" w:firstRow="0" w:val="0000"/>
       </w:tblPr>
       <w:tblGrid>
         <w:gridCol w:w="2055"/>
@@ -132,12 +132,27 @@
               <w:pStyle w:val="dignumStandardvor0nach0"/>
               <w:rPr/>
             </w:pPr>
-            <w:r>
-              <w:rPr>
-                <w:b/>
-              </w:rPr>
-              <w:t>{quoteId}</w:t>
-            </w:r>
+            <w:sdt>
+              <w:sdtPr>
+                <w:tag w:val="quoteId"/>
+                <w:id w:val="1471622166"/>
+                <w:showingPlcHdr/>
+                <w:text/>
+              </w:sdtPr>
+              <w:sdtContent>
+                <w:r>
+                  <w:rPr>
+                    <w:b/>
+                  </w:rPr>
+                </w:r>
+                <w:r>
+                  <w:rPr>
+                    <w:b/>
+                  </w:rPr>
+                  <w:t>{quoteId}</w:t>
+                </w:r>
+              </w:sdtContent>
+            </w:sdt>
           </w:p>
         </w:tc>
       </w:tr>
@@ -183,10 +198,23 @@
               <w:pStyle w:val="dignumStandardvor0nach0"/>
               <w:rPr/>
             </w:pPr>
-            <w:r>
-              <w:rPr/>
-              <w:t>{date}</w:t>
-            </w:r>
+            <w:sdt>
+              <w:sdtPr>
+                <w:tag w:val="date"/>
+                <w:id w:val="101622131"/>
+                <w:showingPlcHdr/>
+                <w:text/>
+              </w:sdtPr>
+              <w:sdtContent>
+                <w:r>
+                  <w:rPr/>
+                </w:r>
+                <w:r>
+                  <w:rPr/>
+                  <w:t>{date}</w:t>
+                </w:r>
+              </w:sdtContent>
+            </w:sdt>
           </w:p>
         </w:tc>
       </w:tr>
@@ -451,16 +479,29 @@
               <w:pStyle w:val="dignumStandardvor0nach0"/>
               <w:rPr/>
             </w:pPr>
-            <w:r>
-              <w:rPr/>
-              <w:t>{requestFrom}</w:t>
-            </w:r>
+            <w:sdt>
+              <w:sdtPr>
+                <w:tag w:val="requestFrom"/>
+                <w:id w:val="1729575224"/>
+                <w:showingPlcHdr/>
+                <w:text/>
+              </w:sdtPr>
+              <w:sdtContent>
+                <w:r>
+                  <w:rPr/>
+                </w:r>
+                <w:r>
+                  <w:rPr/>
+                  <w:t>{requestFrom}</w:t>
+                </w:r>
+              </w:sdtContent>
+            </w:sdt>
           </w:p>
         </w:tc>
       </w:tr>
       <w:tr>
         <w:trPr>
-          <w:trHeight w:val="312" w:hRule="exact"/>
+          <w:trHeight w:val="512" w:hRule="exact"/>
         </w:trPr>
         <w:tc>
           <w:tcPr>
@@ -500,10 +541,44 @@
               <w:pStyle w:val="dignumStandardvor0nach0"/>
               <w:rPr/>
             </w:pPr>
+            <w:sdt>
+              <w:sdtPr>
+                <w:tag w:val="customer.salutation"/>
+                <w:id w:val="1034020946"/>
+                <w:showingPlcHdr/>
+                <w:text/>
+              </w:sdtPr>
+              <w:sdtContent>
+                <w:r>
+                  <w:rPr/>
+                </w:r>
+                <w:r>
+                  <w:rPr/>
+                  <w:t>{customer.salutation}</w:t>
+                </w:r>
+              </w:sdtContent>
+            </w:sdt>
             <w:r>
               <w:rPr/>
-              <w:t>{customer.salutation} {customer.lastName}</w:t>
+              <w:t xml:space="preserve"> </w:t>
             </w:r>
+            <w:sdt>
+              <w:sdtPr>
+                <w:tag w:val="customer.lastName"/>
+                <w:id w:val="660658323"/>
+                <w:showingPlcHdr/>
+                <w:text/>
+              </w:sdtPr>
+              <w:sdtContent>
+                <w:r>
+                  <w:rPr/>
+                </w:r>
+                <w:r>
+                  <w:rPr/>
+                  <w:t>{customer.lastName}</w:t>
+                </w:r>
+              </w:sdtContent>
+            </w:sdt>
           </w:p>
         </w:tc>
       </w:tr>
@@ -549,30 +624,66 @@
               <w:pStyle w:val="dignumStandardvor0nach0"/>
               <w:rPr/>
             </w:pPr>
-            <w:r>
-              <w:rPr/>
-              <w:t>{employee.fullName}</w:t>
-            </w:r>
+            <w:sdt>
+              <w:sdtPr>
+                <w:id w:val="1249790808"/>
+                <w:showingPlcHdr/>
+                <w:text/>
+              </w:sdtPr>
+              <w:sdtContent>
+                <w:r>
+                  <w:rPr/>
+                </w:r>
+                <w:r>
+                  <w:rPr/>
+                  <w:t>{employee.fullName}</w:t>
+                </w:r>
+              </w:sdtContent>
+            </w:sdt>
           </w:p>
           <w:p>
             <w:pPr>
               <w:pStyle w:val="dignumStandardvor0nach0"/>
               <w:rPr/>
             </w:pPr>
-            <w:r>
-              <w:rPr/>
-              <w:t>{employee.phone}</w:t>
-            </w:r>
+            <w:sdt>
+              <w:sdtPr>
+                <w:id w:val="1184821799"/>
+                <w:showingPlcHdr/>
+                <w:text/>
+              </w:sdtPr>
+              <w:sdtContent>
+                <w:r>
+                  <w:rPr/>
+                </w:r>
+                <w:r>
+                  <w:rPr/>
+                  <w:t>{employee.phone}</w:t>
+                </w:r>
+              </w:sdtContent>
+            </w:sdt>
           </w:p>
           <w:p>
             <w:pPr>
               <w:pStyle w:val="dignumStandardvor0nach0"/>
               <w:rPr/>
             </w:pPr>
-            <w:r>
-              <w:rPr/>
-              <w:t>{employee.email}</w:t>
-            </w:r>
+            <w:sdt>
+              <w:sdtPr>
+                <w:id w:val="1226390382"/>
+                <w:showingPlcHdr/>
+                <w:text/>
+              </w:sdtPr>
+              <w:sdtContent>
+                <w:r>
+                  <w:rPr/>
+                </w:r>
+                <w:r>
+                  <w:rPr/>
+                  <w:t>{employee.email}</w:t>
+                </w:r>
+              </w:sdtContent>
+            </w:sdt>
           </w:p>
         </w:tc>
       </w:tr>
@@ -603,7 +714,7 @@
           <w:bottom w:w="0" w:type="dxa"/>
           <w:end w:w="108" w:type="dxa"/>
         </w:tblCellMar>
-        <w:tblLook w:noHBand="0" w:lastColumn="1" w:firstColumn="1" w:lastRow="1" w:firstRow="1" w:noVBand="0" w:val="01e0"/>
+        <w:tblLook w:noHBand="0" w:noVBand="0" w:firstColumn="1" w:lastRow="1" w:lastColumn="1" w:firstRow="1" w:val="01e0"/>
       </w:tblPr>
       <w:tblGrid>
         <w:gridCol w:w="4593"/>
@@ -656,16 +767,29 @@
         <w:pStyle w:val="Normal"/>
         <w:spacing w:lineRule="auto" w:line="240" w:before="0" w:after="0"/>
         <w:ind w:hanging="0" w:start="0"/>
-        <w:rPr>
-          <w:lang w:val="en-US"/>
-        </w:rPr>
-      </w:pPr>
-      <w:r>
-        <w:rPr>
-          <w:lang w:val="en-US"/>
-        </w:rPr>
-        <w:t>{customer.companyName}</w:t>
-      </w:r>
+        <w:rPr/>
+      </w:pPr>
+      <w:sdt>
+        <w:sdtPr>
+          <w:tag w:val="customer.companyName"/>
+          <w:id w:val="1339319226"/>
+          <w:showingPlcHdr/>
+          <w:text/>
+        </w:sdtPr>
+        <w:sdtContent>
+          <w:r>
+            <w:rPr>
+              <w:lang w:val="en-US"/>
+            </w:rPr>
+          </w:r>
+          <w:r>
+            <w:rPr>
+              <w:lang w:val="en-US"/>
+            </w:rPr>
+            <w:t>{customer.companyName}</w:t>
+          </w:r>
+        </w:sdtContent>
+      </w:sdt>
     </w:p>
     <w:p>
       <w:pPr>
@@ -674,10 +798,65 @@
         <w:ind w:hanging="0" w:start="0"/>
         <w:rPr/>
       </w:pPr>
+      <w:sdt>
+        <w:sdtPr>
+          <w:tag w:val="customer.salutation"/>
+          <w:id w:val="2014522243"/>
+          <w:showingPlcHdr/>
+          <w:text/>
+        </w:sdtPr>
+        <w:sdtContent>
+          <w:r>
+            <w:rPr/>
+          </w:r>
+          <w:r>
+            <w:rPr/>
+            <w:t>{customer.salutation}</w:t>
+          </w:r>
+        </w:sdtContent>
+      </w:sdt>
       <w:r>
         <w:rPr/>
-        <w:t>{customer.salutation} {customer.firstName} {customer.lastName}</w:t>
+        <w:t xml:space="preserve"> </w:t>
       </w:r>
+      <w:sdt>
+        <w:sdtPr>
+          <w:tag w:val="customer.firstName"/>
+          <w:id w:val="2122328347"/>
+          <w:showingPlcHdr/>
+          <w:text/>
+        </w:sdtPr>
+        <w:sdtContent>
+          <w:r>
+            <w:rPr/>
+          </w:r>
+          <w:r>
+            <w:rPr/>
+            <w:t>{customer.firstName}</w:t>
+          </w:r>
+        </w:sdtContent>
+      </w:sdt>
+      <w:r>
+        <w:rPr/>
+        <w:t xml:space="preserve"> </w:t>
+      </w:r>
+      <w:sdt>
+        <w:sdtPr>
+          <w:tag w:val="customer.lastName"/>
+          <w:id w:val="707046624"/>
+          <w:showingPlcHdr/>
+          <w:text/>
+        </w:sdtPr>
+        <w:sdtContent>
+          <w:r>
+            <w:rPr/>
+          </w:r>
+          <w:r>
+            <w:rPr/>
+            <w:t>{customer.lastName}</w:t>
+          </w:r>
+        </w:sdtContent>
+      </w:sdt>
     </w:p>
     <w:p>
       <w:pPr>
@@ -686,10 +865,23 @@
         <w:ind w:hanging="0" w:start="0"/>
         <w:rPr/>
       </w:pPr>
-      <w:r>
-        <w:rPr/>
-        <w:t>{customer.street}</w:t>
-      </w:r>
+      <w:sdt>
+        <w:sdtPr>
+          <w:tag w:val="customer.street"/>
+          <w:id w:val="294566009"/>
+          <w:showingPlcHdr/>
+          <w:text/>
+        </w:sdtPr>
+        <w:sdtContent>
+          <w:r>
+            <w:rPr/>
+          </w:r>
+          <w:r>
+            <w:rPr/>
+            <w:t>{customer.street}</w:t>
+          </w:r>
+        </w:sdtContent>
+      </w:sdt>
     </w:p>
     <w:p>
       <w:pPr>
@@ -698,10 +890,44 @@
         <w:ind w:hanging="0" w:start="0"/>
         <w:rPr/>
       </w:pPr>
+      <w:sdt>
+        <w:sdtPr>
+          <w:tag w:val="customer.zip"/>
+          <w:id w:val="121135080"/>
+          <w:showingPlcHdr/>
+          <w:text/>
+        </w:sdtPr>
+        <w:sdtContent>
+          <w:r>
+            <w:rPr/>
+          </w:r>
+          <w:r>
+            <w:rPr/>
+            <w:t>{customer.zip}</w:t>
+          </w:r>
+        </w:sdtContent>
+      </w:sdt>
       <w:r>
         <w:rPr/>
-        <w:t>{customer.zip} {customer.city}</w:t>
+        <w:t xml:space="preserve"> </w:t>
       </w:r>
+      <w:sdt>
+        <w:sdtPr>
+          <w:tag w:val="customer.city"/>
+          <w:id w:val="487150934"/>
+          <w:showingPlcHdr/>
+          <w:text/>
+        </w:sdtPr>
+        <w:sdtContent>
+          <w:r>
+            <w:rPr/>
+          </w:r>
+          <w:r>
+            <w:rPr/>
+            <w:t>{customer.city}</w:t>
+          </w:r>
+        </w:sdtContent>
+      </w:sdt>
     </w:p>
     <w:p>
       <w:pPr>
@@ -940,15 +1166,15 @@
       <w:pPr>
         <w:pStyle w:val="PreformattedText"/>
         <w:rPr>
-          <w:rFonts w:ascii="Arial" w:hAnsi="Arial" w:eastAsia="Times New Roman" w:cs="Times New Roman"/>
-          <w:color w:val="000000"/>
-          <w:sz w:val="18"/>
-          <w:szCs w:val="18"/>
+          <w:b/>
+          <w:bCs/>
         </w:rPr>
       </w:pPr>
       <w:r>
         <w:rPr>
           <w:rFonts w:eastAsia="Times New Roman" w:cs="Times New Roman" w:ascii="Arial" w:hAnsi="Arial"/>
+          <w:b/>
+          <w:bCs/>
           <w:color w:val="000000"/>
           <w:sz w:val="18"/>
           <w:szCs w:val="18"/>
@@ -1309,7 +1535,7 @@
           <w:bottom w:w="0" w:type="dxa"/>
           <w:end w:w="70" w:type="dxa"/>
         </w:tblCellMar>
-        <w:tblLook w:noHBand="0" w:lastColumn="0" w:firstColumn="0" w:lastRow="0" w:firstRow="0" w:noVBand="0" w:val="0000"/>
+        <w:tblLook w:noHBand="0" w:noVBand="0" w:firstColumn="0" w:lastRow="0" w:lastColumn="0" w:firstRow="0" w:val="0000"/>
       </w:tblPr>
       <w:tblGrid>
         <w:gridCol w:w="610"/>
@@ -2945,7 +3171,7 @@
         <w:bottom w:w="0" w:type="dxa"/>
         <w:end w:w="108" w:type="dxa"/>
       </w:tblCellMar>
-      <w:tblLook w:noHBand="0" w:lastColumn="1" w:firstColumn="1" w:lastRow="1" w:firstRow="1" w:noVBand="0" w:val="01e0"/>
+      <w:tblLook w:noHBand="0" w:noVBand="0" w:firstColumn="1" w:lastRow="1" w:lastColumn="1" w:firstRow="1" w:val="01e0"/>
     </w:tblPr>
     <w:tblGrid>
       <w:gridCol w:w="3012"/>
@@ -3673,7 +3899,7 @@
         <w:bottom w:w="0" w:type="dxa"/>
         <w:end w:w="108" w:type="dxa"/>
       </w:tblCellMar>
-      <w:tblLook w:noHBand="0" w:lastColumn="1" w:firstColumn="1" w:lastRow="1" w:firstRow="1" w:noVBand="0" w:val="01e0"/>
+      <w:tblLook w:noHBand="0" w:noVBand="0" w:firstColumn="1" w:lastRow="1" w:lastColumn="1" w:firstRow="1" w:val="01e0"/>
     </w:tblPr>
     <w:tblGrid>
       <w:gridCol w:w="3012"/>

--- a/server/assets/templates/offer.docx
+++ b/server/assets/templates/offer.docx
@@ -541,44 +541,10 @@
               <w:pStyle w:val="dignumStandardvor0nach0"/>
               <w:rPr/>
             </w:pPr>
-            <w:sdt>
-              <w:sdtPr>
-                <w:tag w:val="customer.salutation"/>
-                <w:id w:val="1034020946"/>
-                <w:showingPlcHdr/>
-                <w:text/>
-              </w:sdtPr>
-              <w:sdtContent>
-                <w:r>
-                  <w:rPr/>
-                </w:r>
-                <w:r>
-                  <w:rPr/>
-                  <w:t>{customer.salutation}</w:t>
-                </w:r>
-              </w:sdtContent>
-            </w:sdt>
             <w:r>
               <w:rPr/>
-              <w:t xml:space="preserve"> </w:t>
+              <w:t>{customer.salutation} {customer.lastName}</w:t>
             </w:r>
-            <w:sdt>
-              <w:sdtPr>
-                <w:tag w:val="customer.lastName"/>
-                <w:id w:val="660658323"/>
-                <w:showingPlcHdr/>
-                <w:text/>
-              </w:sdtPr>
-              <w:sdtContent>
-                <w:r>
-                  <w:rPr/>
-                </w:r>
-                <w:r>
-                  <w:rPr/>
-                  <w:t>{customer.lastName}</w:t>
-                </w:r>
-              </w:sdtContent>
-            </w:sdt>
           </w:p>
         </w:tc>
       </w:tr>
@@ -626,28 +592,6 @@
             </w:pPr>
             <w:sdt>
               <w:sdtPr>
-                <w:id w:val="1249790808"/>
-                <w:showingPlcHdr/>
-                <w:text/>
-              </w:sdtPr>
-              <w:sdtContent>
-                <w:r>
-                  <w:rPr/>
-                </w:r>
-                <w:r>
-                  <w:rPr/>
-                  <w:t>{employee.fullName}</w:t>
-                </w:r>
-              </w:sdtContent>
-            </w:sdt>
-          </w:p>
-          <w:p>
-            <w:pPr>
-              <w:pStyle w:val="dignumStandardvor0nach0"/>
-              <w:rPr/>
-            </w:pPr>
-            <w:sdt>
-              <w:sdtPr>
                 <w:id w:val="1184821799"/>
                 <w:showingPlcHdr/>
                 <w:text/>
@@ -658,16 +602,9 @@
                 </w:r>
                 <w:r>
                   <w:rPr/>
-                  <w:t>{employee.phone}</w:t>
                 </w:r>
               </w:sdtContent>
             </w:sdt>
-          </w:p>
-          <w:p>
-            <w:pPr>
-              <w:pStyle w:val="dignumStandardvor0nach0"/>
-              <w:rPr/>
-            </w:pPr>
             <w:sdt>
               <w:sdtPr>
                 <w:id w:val="1226390382"/>
@@ -680,10 +617,33 @@
                 </w:r>
                 <w:r>
                   <w:rPr/>
-                  <w:t>{employee.email}</w:t>
                 </w:r>
               </w:sdtContent>
             </w:sdt>
+            <w:r>
+              <w:rPr/>
+              <w:t>{employee.fullName}</w:t>
+            </w:r>
+          </w:p>
+          <w:p>
+            <w:pPr>
+              <w:pStyle w:val="dignumStandardvor0nach0"/>
+              <w:rPr/>
+            </w:pPr>
+            <w:r>
+              <w:rPr/>
+              <w:t>{employee.phone}</w:t>
+            </w:r>
+          </w:p>
+          <w:p>
+            <w:pPr>
+              <w:pStyle w:val="dignumStandardvor0nach0"/>
+              <w:rPr/>
+            </w:pPr>
+            <w:r>
+              <w:rPr/>
+              <w:t>{employee.email}</w:t>
+            </w:r>
           </w:p>
         </w:tc>
       </w:tr>
@@ -765,31 +725,13 @@
     <w:p>
       <w:pPr>
         <w:pStyle w:val="Normal"/>
-        <w:spacing w:lineRule="auto" w:line="240" w:before="0" w:after="0"/>
-        <w:ind w:hanging="0" w:start="0"/>
+        <w:spacing w:lineRule="auto" w:line="240"/>
         <w:rPr/>
       </w:pPr>
-      <w:sdt>
-        <w:sdtPr>
-          <w:tag w:val="customer.companyName"/>
-          <w:id w:val="1339319226"/>
-          <w:showingPlcHdr/>
-          <w:text/>
-        </w:sdtPr>
-        <w:sdtContent>
-          <w:r>
-            <w:rPr>
-              <w:lang w:val="en-US"/>
-            </w:rPr>
-          </w:r>
-          <w:r>
-            <w:rPr>
-              <w:lang w:val="en-US"/>
-            </w:rPr>
-            <w:t>{customer.companyName}</w:t>
-          </w:r>
-        </w:sdtContent>
-      </w:sdt>
+      <w:r>
+        <w:rPr/>
+        <w:t>{customer.companyName}</w:t>
+      </w:r>
     </w:p>
     <w:p>
       <w:pPr>
@@ -798,65 +740,21 @@
         <w:ind w:hanging="0" w:start="0"/>
         <w:rPr/>
       </w:pPr>
-      <w:sdt>
-        <w:sdtPr>
-          <w:tag w:val="customer.salutation"/>
-          <w:id w:val="2014522243"/>
-          <w:showingPlcHdr/>
-          <w:text/>
-        </w:sdtPr>
-        <w:sdtContent>
-          <w:r>
-            <w:rPr/>
-          </w:r>
-          <w:r>
-            <w:rPr/>
-            <w:t>{customer.salutation}</w:t>
-          </w:r>
-        </w:sdtContent>
-      </w:sdt>
       <w:r>
         <w:rPr/>
-        <w:t xml:space="preserve"> </w:t>
+        <w:t>{customer.salutation} {customer.firstName} {customer.lastName}</w:t>
       </w:r>
-      <w:sdt>
-        <w:sdtPr>
-          <w:tag w:val="customer.firstName"/>
-          <w:id w:val="2122328347"/>
-          <w:showingPlcHdr/>
-          <w:text/>
-        </w:sdtPr>
-        <w:sdtContent>
-          <w:r>
-            <w:rPr/>
-          </w:r>
-          <w:r>
-            <w:rPr/>
-            <w:t>{customer.firstName}</w:t>
-          </w:r>
-        </w:sdtContent>
-      </w:sdt>
+    </w:p>
+    <w:p>
+      <w:pPr>
+        <w:pStyle w:val="Normal"/>
+        <w:spacing w:lineRule="auto" w:line="240"/>
+        <w:rPr/>
+      </w:pPr>
       <w:r>
         <w:rPr/>
-        <w:t xml:space="preserve"> </w:t>
+        <w:t>{customer.street}</w:t>
       </w:r>
-      <w:sdt>
-        <w:sdtPr>
-          <w:tag w:val="customer.lastName"/>
-          <w:id w:val="707046624"/>
-          <w:showingPlcHdr/>
-          <w:text/>
-        </w:sdtPr>
-        <w:sdtContent>
-          <w:r>
-            <w:rPr/>
-          </w:r>
-          <w:r>
-            <w:rPr/>
-            <w:t>{customer.lastName}</w:t>
-          </w:r>
-        </w:sdtContent>
-      </w:sdt>
     </w:p>
     <w:p>
       <w:pPr>
@@ -865,69 +763,10 @@
         <w:ind w:hanging="0" w:start="0"/>
         <w:rPr/>
       </w:pPr>
-      <w:sdt>
-        <w:sdtPr>
-          <w:tag w:val="customer.street"/>
-          <w:id w:val="294566009"/>
-          <w:showingPlcHdr/>
-          <w:text/>
-        </w:sdtPr>
-        <w:sdtContent>
-          <w:r>
-            <w:rPr/>
-          </w:r>
-          <w:r>
-            <w:rPr/>
-            <w:t>{customer.street}</w:t>
-          </w:r>
-        </w:sdtContent>
-      </w:sdt>
-    </w:p>
-    <w:p>
-      <w:pPr>
-        <w:pStyle w:val="Normal"/>
-        <w:spacing w:lineRule="auto" w:line="240" w:before="0" w:after="0"/>
-        <w:ind w:hanging="0" w:start="0"/>
-        <w:rPr/>
-      </w:pPr>
-      <w:sdt>
-        <w:sdtPr>
-          <w:tag w:val="customer.zip"/>
-          <w:id w:val="121135080"/>
-          <w:showingPlcHdr/>
-          <w:text/>
-        </w:sdtPr>
-        <w:sdtContent>
-          <w:r>
-            <w:rPr/>
-          </w:r>
-          <w:r>
-            <w:rPr/>
-            <w:t>{customer.zip}</w:t>
-          </w:r>
-        </w:sdtContent>
-      </w:sdt>
       <w:r>
         <w:rPr/>
-        <w:t xml:space="preserve"> </w:t>
+        <w:t>{customer.zip} {customer.city}</w:t>
       </w:r>
-      <w:sdt>
-        <w:sdtPr>
-          <w:tag w:val="customer.city"/>
-          <w:id w:val="487150934"/>
-          <w:showingPlcHdr/>
-          <w:text/>
-        </w:sdtPr>
-        <w:sdtContent>
-          <w:r>
-            <w:rPr/>
-          </w:r>
-          <w:r>
-            <w:rPr/>
-            <w:t>{customer.city}</w:t>
-          </w:r>
-        </w:sdtContent>
-      </w:sdt>
     </w:p>
     <w:p>
       <w:pPr>

--- a/server/assets/templates/offer.docx
+++ b/server/assets/templates/offer.docx
@@ -43,7 +43,7 @@
           <w:bottom w:w="0" w:type="dxa"/>
           <w:end w:w="70" w:type="dxa"/>
         </w:tblCellMar>
-        <w:tblLook w:noHBand="0" w:noVBand="0" w:firstColumn="0" w:lastRow="0" w:lastColumn="0" w:firstRow="0" w:val="0000"/>
+        <w:tblLook w:noHBand="0" w:lastColumn="0" w:firstColumn="0" w:lastRow="0" w:firstRow="0" w:noVBand="0" w:val="0000"/>
       </w:tblPr>
       <w:tblGrid>
         <w:gridCol w:w="2055"/>
@@ -674,7 +674,7 @@
           <w:bottom w:w="0" w:type="dxa"/>
           <w:end w:w="108" w:type="dxa"/>
         </w:tblCellMar>
-        <w:tblLook w:noHBand="0" w:noVBand="0" w:firstColumn="1" w:lastRow="1" w:lastColumn="1" w:firstRow="1" w:val="01e0"/>
+        <w:tblLook w:noHBand="0" w:lastColumn="1" w:firstColumn="1" w:lastRow="1" w:firstRow="1" w:noVBand="0" w:val="01e0"/>
       </w:tblPr>
       <w:tblGrid>
         <w:gridCol w:w="4593"/>
@@ -959,7 +959,27 @@
           <w:sz w:val="18"/>
           <w:szCs w:val="18"/>
         </w:rPr>
-        <w:t>{#compare}Das Angebot ist unterteilt in folgende, alternative Offerten:{/compare}</w:t>
+        <w:t xml:space="preserve">{#compare}Das Angebot ist unterteilt in folgende, </w:t>
+      </w:r>
+      <w:r>
+        <w:rPr>
+          <w:rFonts w:eastAsia="Times New Roman" w:cs="Times New Roman" w:ascii="Arial" w:hAnsi="Arial"/>
+          <w:b/>
+          <w:bCs/>
+          <w:color w:val="000000"/>
+          <w:sz w:val="18"/>
+          <w:szCs w:val="18"/>
+        </w:rPr>
+        <w:t>alternative Offerten</w:t>
+      </w:r>
+      <w:r>
+        <w:rPr>
+          <w:rFonts w:eastAsia="Times New Roman" w:cs="Times New Roman" w:ascii="Arial" w:hAnsi="Arial"/>
+          <w:color w:val="000000"/>
+          <w:sz w:val="18"/>
+          <w:szCs w:val="18"/>
+        </w:rPr>
+        <w:t>:</w:t>
       </w:r>
     </w:p>
     <w:p>
@@ -979,6 +999,7 @@
           <w:sz w:val="18"/>
           <w:szCs w:val="18"/>
         </w:rPr>
+        <w:t>{/compare}</w:t>
       </w:r>
     </w:p>
     <w:p>
@@ -1042,7 +1063,27 @@
           <w:sz w:val="18"/>
           <w:szCs w:val="18"/>
         </w:rPr>
-        <w:t>Im Vertrag: „{contract}“</w:t>
+        <w:t>Im Vertrag: „</w:t>
+      </w:r>
+      <w:r>
+        <w:rPr>
+          <w:rFonts w:eastAsia="Times New Roman" w:cs="Times New Roman" w:ascii="Arial" w:hAnsi="Arial"/>
+          <w:b/>
+          <w:bCs/>
+          <w:color w:val="000000"/>
+          <w:sz w:val="18"/>
+          <w:szCs w:val="18"/>
+        </w:rPr>
+        <w:t>{contract}</w:t>
+      </w:r>
+      <w:r>
+        <w:rPr>
+          <w:rFonts w:eastAsia="Times New Roman" w:cs="Times New Roman" w:ascii="Arial" w:hAnsi="Arial"/>
+          <w:color w:val="000000"/>
+          <w:sz w:val="18"/>
+          <w:szCs w:val="18"/>
+        </w:rPr>
+        <w:t>“</w:t>
       </w:r>
     </w:p>
     <w:p>
@@ -1091,7 +1132,18 @@
           <w:sz w:val="18"/>
           <w:szCs w:val="18"/>
         </w:rPr>
-        <w:t>Vertragslaufzeit: {duration}</w:t>
+        <w:t xml:space="preserve">Vertragslaufzeit: </w:t>
+      </w:r>
+      <w:r>
+        <w:rPr>
+          <w:rFonts w:eastAsia="Times New Roman" w:cs="Times New Roman" w:ascii="Arial" w:hAnsi="Arial"/>
+          <w:b/>
+          <w:bCs/>
+          <w:color w:val="000000"/>
+          <w:sz w:val="18"/>
+          <w:szCs w:val="18"/>
+        </w:rPr>
+        <w:t>{duration}</w:t>
       </w:r>
     </w:p>
     <w:p>
@@ -1374,7 +1426,7 @@
           <w:bottom w:w="0" w:type="dxa"/>
           <w:end w:w="70" w:type="dxa"/>
         </w:tblCellMar>
-        <w:tblLook w:noHBand="0" w:noVBand="0" w:firstColumn="0" w:lastRow="0" w:lastColumn="0" w:firstRow="0" w:val="0000"/>
+        <w:tblLook w:noHBand="0" w:lastColumn="0" w:firstColumn="0" w:lastRow="0" w:firstRow="0" w:noVBand="0" w:val="0000"/>
       </w:tblPr>
       <w:tblGrid>
         <w:gridCol w:w="610"/>
@@ -3010,7 +3062,7 @@
         <w:bottom w:w="0" w:type="dxa"/>
         <w:end w:w="108" w:type="dxa"/>
       </w:tblCellMar>
-      <w:tblLook w:noHBand="0" w:noVBand="0" w:firstColumn="1" w:lastRow="1" w:lastColumn="1" w:firstRow="1" w:val="01e0"/>
+      <w:tblLook w:noHBand="0" w:lastColumn="1" w:firstColumn="1" w:lastRow="1" w:firstRow="1" w:noVBand="0" w:val="01e0"/>
     </w:tblPr>
     <w:tblGrid>
       <w:gridCol w:w="3012"/>
@@ -3738,7 +3790,7 @@
         <w:bottom w:w="0" w:type="dxa"/>
         <w:end w:w="108" w:type="dxa"/>
       </w:tblCellMar>
-      <w:tblLook w:noHBand="0" w:noVBand="0" w:firstColumn="1" w:lastRow="1" w:lastColumn="1" w:firstRow="1" w:val="01e0"/>
+      <w:tblLook w:noHBand="0" w:lastColumn="1" w:firstColumn="1" w:lastRow="1" w:firstRow="1" w:noVBand="0" w:val="01e0"/>
     </w:tblPr>
     <w:tblGrid>
       <w:gridCol w:w="3012"/>
@@ -6627,8 +6679,8 @@
     <w:qFormat/>
     <w:rPr/>
   </w:style>
-  <w:style w:type="character" w:styleId="Bulletsuser">
-    <w:name w:val="Bullets (user)"/>
+  <w:style w:type="character" w:styleId="Bullets">
+    <w:name w:val="Bullets"/>
     <w:qFormat/>
     <w:rPr>
       <w:rFonts w:ascii="OpenSymbol" w:hAnsi="OpenSymbol" w:eastAsia="OpenSymbol" w:cs="OpenSymbol"/>
@@ -6647,8 +6699,8 @@
     <w:qFormat/>
     <w:rPr/>
   </w:style>
-  <w:style w:type="character" w:styleId="Bullets">
-    <w:name w:val="Bullets"/>
+  <w:style w:type="character" w:styleId="Bulletsuser">
+    <w:name w:val="Bullets (user)"/>
     <w:rPr>
       <w:rFonts w:ascii="OpenSymbol" w:hAnsi="OpenSymbol" w:eastAsia="OpenSymbol" w:cs="OpenSymbol"/>
     </w:rPr>
@@ -7236,8 +7288,8 @@
     </w:pPr>
     <w:rPr/>
   </w:style>
-  <w:style w:type="paragraph" w:styleId="FrameContentsuser">
-    <w:name w:val="Frame Contents (user)"/>
+  <w:style w:type="paragraph" w:styleId="FrameContents">
+    <w:name w:val="Frame Contents"/>
     <w:basedOn w:val="Normal"/>
     <w:qFormat/>
     <w:pPr/>
@@ -7263,8 +7315,8 @@
     <w:pPr/>
     <w:rPr/>
   </w:style>
-  <w:style w:type="paragraph" w:styleId="FrameContents">
-    <w:name w:val="Frame Contents"/>
+  <w:style w:type="paragraph" w:styleId="FrameContentsuser">
+    <w:name w:val="Frame Contents (user)"/>
     <w:basedOn w:val="Normal"/>
     <w:qFormat/>
     <w:pPr/>
@@ -7316,8 +7368,8 @@
     <w:name w:val="Nummerierung 123"/>
     <w:qFormat/>
   </w:style>
-  <w:style w:type="numbering" w:styleId="Bulletuser">
-    <w:name w:val="Bullet • (user)"/>
+  <w:style w:type="numbering" w:styleId="Bullet">
+    <w:name w:val="Bullet •"/>
     <w:qFormat/>
   </w:style>
   <w:style w:type="table" w:default="1" w:styleId="NormaleTabelle">

--- a/server/assets/templates/offer.docx
+++ b/server/assets/templates/offer.docx
@@ -725,11 +725,16 @@
     <w:p>
       <w:pPr>
         <w:pStyle w:val="Normal"/>
-        <w:spacing w:lineRule="auto" w:line="240"/>
-        <w:rPr/>
+        <w:spacing w:lineRule="auto" w:line="240" w:before="0" w:after="0"/>
+        <w:ind w:hanging="0" w:start="0"/>
+        <w:rPr>
+          <w:lang w:val="en-US"/>
+        </w:rPr>
       </w:pPr>
       <w:r>
-        <w:rPr/>
+        <w:rPr>
+          <w:lang w:val="en-US"/>
+        </w:rPr>
         <w:t>{customer.companyName}</w:t>
       </w:r>
     </w:p>
@@ -748,7 +753,8 @@
     <w:p>
       <w:pPr>
         <w:pStyle w:val="Normal"/>
-        <w:spacing w:lineRule="auto" w:line="240"/>
+        <w:spacing w:lineRule="auto" w:line="240" w:before="0" w:after="0"/>
+        <w:ind w:hanging="0" w:start="0"/>
         <w:rPr/>
       </w:pPr>
       <w:r>
@@ -1047,7 +1053,7 @@
         <w:pStyle w:val="PreformattedText"/>
         <w:numPr>
           <w:ilvl w:val="0"/>
-          <w:numId w:val="7"/>
+          <w:numId w:val="6"/>
         </w:numPr>
         <w:rPr>
           <w:rFonts w:ascii="Arial" w:hAnsi="Arial" w:eastAsia="Times New Roman" w:cs="Times New Roman"/>
@@ -1090,7 +1096,7 @@
       <w:pPr>
         <w:pStyle w:val="PreformattedText"/>
         <w:numPr>
-          <w:ilvl w:val="0"/>
+          <w:ilvl w:val="1"/>
           <w:numId w:val="6"/>
         </w:numPr>
         <w:rPr>
@@ -1107,17 +1113,16 @@
           <w:sz w:val="18"/>
           <w:szCs w:val="18"/>
         </w:rPr>
-        <w:t>{#features}{.}{/features}</w:t>
+        <w:t>{#features}</w:t>
       </w:r>
     </w:p>
     <w:p>
       <w:pPr>
         <w:pStyle w:val="PreformattedText"/>
         <w:numPr>
-          <w:ilvl w:val="0"/>
-          <w:numId w:val="0"/>
+          <w:ilvl w:val="1"/>
+          <w:numId w:val="6"/>
         </w:numPr>
-        <w:ind w:hanging="0" w:start="1429"/>
         <w:rPr>
           <w:rFonts w:ascii="Arial" w:hAnsi="Arial" w:eastAsia="Times New Roman" w:cs="Times New Roman"/>
           <w:color w:val="000000"/>
@@ -1132,23 +1137,16 @@
           <w:sz w:val="18"/>
           <w:szCs w:val="18"/>
         </w:rPr>
-        <w:t xml:space="preserve">Vertragslaufzeit: </w:t>
-      </w:r>
-      <w:r>
-        <w:rPr>
-          <w:rFonts w:eastAsia="Times New Roman" w:cs="Times New Roman" w:ascii="Arial" w:hAnsi="Arial"/>
-          <w:b/>
-          <w:bCs/>
-          <w:color w:val="000000"/>
-          <w:sz w:val="18"/>
-          <w:szCs w:val="18"/>
-        </w:rPr>
-        <w:t>{duration}</w:t>
+        <w:t>{.}</w:t>
       </w:r>
     </w:p>
     <w:p>
       <w:pPr>
         <w:pStyle w:val="PreformattedText"/>
+        <w:numPr>
+          <w:ilvl w:val="1"/>
+          <w:numId w:val="6"/>
+        </w:numPr>
         <w:rPr>
           <w:rFonts w:ascii="Arial" w:hAnsi="Arial" w:eastAsia="Times New Roman" w:cs="Times New Roman"/>
           <w:color w:val="000000"/>
@@ -1163,26 +1161,70 @@
           <w:sz w:val="18"/>
           <w:szCs w:val="18"/>
         </w:rPr>
-        <w:tab/>
+        <w:t>{/features}</w:t>
+      </w:r>
+    </w:p>
+    <w:p>
+      <w:pPr>
+        <w:pStyle w:val="dignumStandardvor0nach0"/>
+        <w:numPr>
+          <w:ilvl w:val="0"/>
+          <w:numId w:val="7"/>
+        </w:numPr>
+        <w:rPr/>
+      </w:pPr>
+      <w:r>
+        <w:rPr>
+          <w:b w:val="false"/>
+          <w:bCs w:val="false"/>
+        </w:rPr>
+        <w:t>Vertragslaufzeit:</w:t>
+      </w:r>
+      <w:r>
+        <w:rPr>
+          <w:b/>
+          <w:bCs/>
+        </w:rPr>
+        <w:t xml:space="preserve"> {duration}</w:t>
+      </w:r>
+    </w:p>
+    <w:p>
+      <w:pPr>
+        <w:pStyle w:val="dignumStandardvor0nach0"/>
+        <w:numPr>
+          <w:ilvl w:val="0"/>
+          <w:numId w:val="7"/>
+        </w:numPr>
+        <w:rPr>
+          <w:b w:val="false"/>
+          <w:bCs w:val="false"/>
+        </w:rPr>
+      </w:pPr>
+      <w:r>
+        <w:rPr>
+          <w:b w:val="false"/>
+          <w:bCs w:val="false"/>
+        </w:rPr>
         <w:t>Zahlungsweise: im Voraus</w:t>
       </w:r>
     </w:p>
     <w:p>
       <w:pPr>
-        <w:pStyle w:val="PreformattedText"/>
+        <w:pStyle w:val="dignumStandardvor0nach0"/>
+        <w:numPr>
+          <w:ilvl w:val="0"/>
+          <w:numId w:val="0"/>
+        </w:numPr>
+        <w:ind w:hanging="0" w:start="720"/>
         <w:rPr>
-          <w:rFonts w:ascii="Arial" w:hAnsi="Arial" w:eastAsia="Times New Roman" w:cs="Times New Roman"/>
-          <w:color w:val="000000"/>
-          <w:sz w:val="18"/>
-          <w:szCs w:val="18"/>
+          <w:b w:val="false"/>
+          <w:bCs w:val="false"/>
         </w:rPr>
       </w:pPr>
       <w:r>
         <w:rPr>
-          <w:rFonts w:eastAsia="Times New Roman" w:cs="Times New Roman" w:ascii="Arial" w:hAnsi="Arial"/>
-          <w:color w:val="000000"/>
-          <w:sz w:val="18"/>
-          <w:szCs w:val="18"/>
+          <w:b w:val="false"/>
+          <w:bCs w:val="false"/>
         </w:rPr>
       </w:r>
     </w:p>
@@ -5628,9 +5670,9 @@
       <w:lvlJc w:val="start"/>
       <w:pPr>
         <w:tabs>
-          <w:tab w:val="num" w:pos="1429"/>
+          <w:tab w:val="num" w:pos="720"/>
         </w:tabs>
-        <w:ind w:start="1429" w:hanging="360"/>
+        <w:ind w:start="720" w:hanging="360"/>
       </w:pPr>
       <w:rPr>
         <w:rFonts w:ascii="Symbol" w:hAnsi="Symbol" w:cs="Symbol" w:hint="default"/>
@@ -5643,9 +5685,9 @@
       <w:lvlJc w:val="start"/>
       <w:pPr>
         <w:tabs>
-          <w:tab w:val="num" w:pos="1789"/>
+          <w:tab w:val="num" w:pos="1080"/>
         </w:tabs>
-        <w:ind w:start="1789" w:hanging="360"/>
+        <w:ind w:start="1080" w:hanging="360"/>
       </w:pPr>
       <w:rPr>
         <w:rFonts w:ascii="OpenSymbol" w:hAnsi="OpenSymbol" w:cs="OpenSymbol" w:hint="default"/>
@@ -5658,9 +5700,9 @@
       <w:lvlJc w:val="start"/>
       <w:pPr>
         <w:tabs>
-          <w:tab w:val="num" w:pos="2149"/>
+          <w:tab w:val="num" w:pos="1440"/>
         </w:tabs>
-        <w:ind w:start="2149" w:hanging="360"/>
+        <w:ind w:start="1440" w:hanging="360"/>
       </w:pPr>
       <w:rPr>
         <w:rFonts w:ascii="OpenSymbol" w:hAnsi="OpenSymbol" w:cs="OpenSymbol" w:hint="default"/>
@@ -5673,9 +5715,9 @@
       <w:lvlJc w:val="start"/>
       <w:pPr>
         <w:tabs>
-          <w:tab w:val="num" w:pos="2509"/>
+          <w:tab w:val="num" w:pos="1800"/>
         </w:tabs>
-        <w:ind w:start="2509" w:hanging="360"/>
+        <w:ind w:start="1800" w:hanging="360"/>
       </w:pPr>
       <w:rPr>
         <w:rFonts w:ascii="Symbol" w:hAnsi="Symbol" w:cs="Symbol" w:hint="default"/>
@@ -5688,9 +5730,9 @@
       <w:lvlJc w:val="start"/>
       <w:pPr>
         <w:tabs>
-          <w:tab w:val="num" w:pos="2869"/>
+          <w:tab w:val="num" w:pos="2160"/>
         </w:tabs>
-        <w:ind w:start="2869" w:hanging="360"/>
+        <w:ind w:start="2160" w:hanging="360"/>
       </w:pPr>
       <w:rPr>
         <w:rFonts w:ascii="OpenSymbol" w:hAnsi="OpenSymbol" w:cs="OpenSymbol" w:hint="default"/>
@@ -5703,9 +5745,9 @@
       <w:lvlJc w:val="start"/>
       <w:pPr>
         <w:tabs>
-          <w:tab w:val="num" w:pos="3229"/>
+          <w:tab w:val="num" w:pos="2520"/>
         </w:tabs>
-        <w:ind w:start="3229" w:hanging="360"/>
+        <w:ind w:start="2520" w:hanging="360"/>
       </w:pPr>
       <w:rPr>
         <w:rFonts w:ascii="OpenSymbol" w:hAnsi="OpenSymbol" w:cs="OpenSymbol" w:hint="default"/>
@@ -5718,9 +5760,9 @@
       <w:lvlJc w:val="start"/>
       <w:pPr>
         <w:tabs>
-          <w:tab w:val="num" w:pos="3589"/>
+          <w:tab w:val="num" w:pos="2880"/>
         </w:tabs>
-        <w:ind w:start="3589" w:hanging="360"/>
+        <w:ind w:start="2880" w:hanging="360"/>
       </w:pPr>
       <w:rPr>
         <w:rFonts w:ascii="Symbol" w:hAnsi="Symbol" w:cs="Symbol" w:hint="default"/>
@@ -5733,9 +5775,9 @@
       <w:lvlJc w:val="start"/>
       <w:pPr>
         <w:tabs>
-          <w:tab w:val="num" w:pos="3949"/>
+          <w:tab w:val="num" w:pos="3240"/>
         </w:tabs>
-        <w:ind w:start="3949" w:hanging="360"/>
+        <w:ind w:start="3240" w:hanging="360"/>
       </w:pPr>
       <w:rPr>
         <w:rFonts w:ascii="OpenSymbol" w:hAnsi="OpenSymbol" w:cs="OpenSymbol" w:hint="default"/>
@@ -5748,9 +5790,9 @@
       <w:lvlJc w:val="start"/>
       <w:pPr>
         <w:tabs>
-          <w:tab w:val="num" w:pos="4309"/>
+          <w:tab w:val="num" w:pos="3600"/>
         </w:tabs>
-        <w:ind w:start="4309" w:hanging="360"/>
+        <w:ind w:start="3600" w:hanging="360"/>
       </w:pPr>
       <w:rPr>
         <w:rFonts w:ascii="OpenSymbol" w:hAnsi="OpenSymbol" w:cs="OpenSymbol" w:hint="default"/>
@@ -6679,8 +6721,8 @@
     <w:qFormat/>
     <w:rPr/>
   </w:style>
-  <w:style w:type="character" w:styleId="Bullets">
-    <w:name w:val="Bullets"/>
+  <w:style w:type="character" w:styleId="Bulletsuser">
+    <w:name w:val="Bullets (user)"/>
     <w:qFormat/>
     <w:rPr>
       <w:rFonts w:ascii="OpenSymbol" w:hAnsi="OpenSymbol" w:eastAsia="OpenSymbol" w:cs="OpenSymbol"/>
@@ -6699,8 +6741,8 @@
     <w:qFormat/>
     <w:rPr/>
   </w:style>
-  <w:style w:type="character" w:styleId="Bulletsuser">
-    <w:name w:val="Bullets (user)"/>
+  <w:style w:type="character" w:styleId="Bullets">
+    <w:name w:val="Bullets"/>
     <w:rPr>
       <w:rFonts w:ascii="OpenSymbol" w:hAnsi="OpenSymbol" w:eastAsia="OpenSymbol" w:cs="OpenSymbol"/>
     </w:rPr>
@@ -7288,8 +7330,8 @@
     </w:pPr>
     <w:rPr/>
   </w:style>
-  <w:style w:type="paragraph" w:styleId="FrameContents">
-    <w:name w:val="Frame Contents"/>
+  <w:style w:type="paragraph" w:styleId="FrameContentsuser">
+    <w:name w:val="Frame Contents (user)"/>
     <w:basedOn w:val="Normal"/>
     <w:qFormat/>
     <w:pPr/>
@@ -7315,8 +7357,8 @@
     <w:pPr/>
     <w:rPr/>
   </w:style>
-  <w:style w:type="paragraph" w:styleId="FrameContentsuser">
-    <w:name w:val="Frame Contents (user)"/>
+  <w:style w:type="paragraph" w:styleId="FrameContents">
+    <w:name w:val="Frame Contents"/>
     <w:basedOn w:val="Normal"/>
     <w:qFormat/>
     <w:pPr/>
@@ -7368,8 +7410,8 @@
     <w:name w:val="Nummerierung 123"/>
     <w:qFormat/>
   </w:style>
-  <w:style w:type="numbering" w:styleId="Bullet">
-    <w:name w:val="Bullet •"/>
+  <w:style w:type="numbering" w:styleId="Bulletuser">
+    <w:name w:val="Bullet • (user)"/>
     <w:qFormat/>
   </w:style>
   <w:style w:type="table" w:default="1" w:styleId="NormaleTabelle">

--- a/server/assets/templates/offer.docx
+++ b/server/assets/templates/offer.docx
@@ -132,6 +132,12 @@
               <w:pStyle w:val="dignumStandardvor0nach0"/>
               <w:rPr/>
             </w:pPr>
+            <w:r>
+              <w:rPr>
+                <w:b/>
+              </w:rPr>
+              <w:t>{quoteId}</w:t>
+            </w:r>
             <w:sdt>
               <w:sdtPr>
                 <w:tag w:val="quoteId"/>
@@ -149,7 +155,6 @@
                   <w:rPr>
                     <w:b/>
                   </w:rPr>
-                  <w:t>{quoteId}</w:t>
                 </w:r>
               </w:sdtContent>
             </w:sdt>
@@ -198,6 +203,10 @@
               <w:pStyle w:val="dignumStandardvor0nach0"/>
               <w:rPr/>
             </w:pPr>
+            <w:r>
+              <w:rPr/>
+              <w:t>{date}</w:t>
+            </w:r>
             <w:sdt>
               <w:sdtPr>
                 <w:tag w:val="date"/>
@@ -211,7 +220,6 @@
                 </w:r>
                 <w:r>
                   <w:rPr/>
-                  <w:t>{date}</w:t>
                 </w:r>
               </w:sdtContent>
             </w:sdt>
@@ -260,22 +268,10 @@
               <w:pStyle w:val="dignumStandardvor0nach0"/>
               <w:rPr/>
             </w:pPr>
-            <w:sdt>
-              <w:sdtPr>
-                <w:tag w:val="paymentTerm"/>
-                <w:id w:val="1283641191"/>
-                <w:text/>
-              </w:sdtPr>
-              <w:sdtContent>
-                <w:r>
-                  <w:rPr/>
-                </w:r>
-                <w:r>
-                  <w:rPr/>
-                  <w:t>{paymentTerm}</w:t>
-                </w:r>
-              </w:sdtContent>
-            </w:sdt>
+            <w:r>
+              <w:rPr/>
+              <w:t>{paymentTerm}</w:t>
+            </w:r>
           </w:p>
         </w:tc>
       </w:tr>
@@ -321,23 +317,10 @@
               <w:pStyle w:val="dignumStandardvor0nach0"/>
               <w:rPr/>
             </w:pPr>
-            <w:sdt>
-              <w:sdtPr>
-                <w:tag w:val="validUntil"/>
-                <w:id w:val="965858510"/>
-                <w:showingPlcHdr/>
-                <w:text/>
-              </w:sdtPr>
-              <w:sdtContent>
-                <w:r>
-                  <w:rPr/>
-                </w:r>
-                <w:r>
-                  <w:rPr/>
-                  <w:t>{validUntil}</w:t>
-                </w:r>
-              </w:sdtContent>
-            </w:sdt>
+            <w:r>
+              <w:rPr/>
+              <w:t>{validUntil}</w:t>
+            </w:r>
           </w:p>
         </w:tc>
       </w:tr>
@@ -479,11 +462,14 @@
               <w:pStyle w:val="dignumStandardvor0nach0"/>
               <w:rPr/>
             </w:pPr>
+            <w:r>
+              <w:rPr/>
+              <w:t>{requestFrom}</w:t>
+            </w:r>
             <w:sdt>
               <w:sdtPr>
                 <w:tag w:val="requestFrom"/>
                 <w:id w:val="1729575224"/>
-                <w:showingPlcHdr/>
                 <w:text/>
               </w:sdtPr>
               <w:sdtContent>
@@ -492,7 +478,6 @@
                 </w:r>
                 <w:r>
                   <w:rPr/>
-                  <w:t>{requestFrom}</w:t>
                 </w:r>
               </w:sdtContent>
             </w:sdt>
@@ -6721,8 +6706,8 @@
     <w:qFormat/>
     <w:rPr/>
   </w:style>
-  <w:style w:type="character" w:styleId="Bulletsuser">
-    <w:name w:val="Bullets (user)"/>
+  <w:style w:type="character" w:styleId="Bullets">
+    <w:name w:val="Bullets"/>
     <w:qFormat/>
     <w:rPr>
       <w:rFonts w:ascii="OpenSymbol" w:hAnsi="OpenSymbol" w:eastAsia="OpenSymbol" w:cs="OpenSymbol"/>
@@ -6741,8 +6726,8 @@
     <w:qFormat/>
     <w:rPr/>
   </w:style>
-  <w:style w:type="character" w:styleId="Bullets">
-    <w:name w:val="Bullets"/>
+  <w:style w:type="character" w:styleId="Bulletsuser">
+    <w:name w:val="Bullets (user)"/>
     <w:rPr>
       <w:rFonts w:ascii="OpenSymbol" w:hAnsi="OpenSymbol" w:eastAsia="OpenSymbol" w:cs="OpenSymbol"/>
     </w:rPr>
@@ -7330,8 +7315,8 @@
     </w:pPr>
     <w:rPr/>
   </w:style>
-  <w:style w:type="paragraph" w:styleId="FrameContentsuser">
-    <w:name w:val="Frame Contents (user)"/>
+  <w:style w:type="paragraph" w:styleId="FrameContents">
+    <w:name w:val="Frame Contents"/>
     <w:basedOn w:val="Normal"/>
     <w:qFormat/>
     <w:pPr/>
@@ -7357,8 +7342,8 @@
     <w:pPr/>
     <w:rPr/>
   </w:style>
-  <w:style w:type="paragraph" w:styleId="FrameContents">
-    <w:name w:val="Frame Contents"/>
+  <w:style w:type="paragraph" w:styleId="FrameContentsuser">
+    <w:name w:val="Frame Contents (user)"/>
     <w:basedOn w:val="Normal"/>
     <w:qFormat/>
     <w:pPr/>
@@ -7410,8 +7395,8 @@
     <w:name w:val="Nummerierung 123"/>
     <w:qFormat/>
   </w:style>
-  <w:style w:type="numbering" w:styleId="Bulletuser">
-    <w:name w:val="Bullet • (user)"/>
+  <w:style w:type="numbering" w:styleId="Bullet">
+    <w:name w:val="Bullet •"/>
     <w:qFormat/>
   </w:style>
   <w:style w:type="table" w:default="1" w:styleId="NormaleTabelle">
